--- a/pr-preview/pr-150/variance-covariance.docx
+++ b/pr-preview/pr-150/variance-covariance.docx
@@ -15,7 +15,7 @@
         <w:pStyle w:val="Date"/>
       </w:pPr>
       <w:r>
-        <w:t xml:space="preserve">Last modified: 2026-10-14 16:16:59 (PDT)</w:t>
+        <w:t xml:space="preserve">Last modified: 2026-10-14 18:00:27 (PDT)</w:t>
       </w:r>
     </w:p>
     <w:bookmarkStart w:id="27" w:name="sec-deviation"/>
@@ -13365,19 +13365,23 @@
           <m:t>E</m:t>
         </m:r>
         <m:r>
-          <m:rPr>
-            <m:sty m:val="p"/>
-          </m:rPr>
-          <m:t>[</m:t>
-        </m:r>
-        <m:r>
-          <m:t>ε</m:t>
-        </m:r>
-        <m:r>
-          <m:rPr>
-            <m:sty m:val="p"/>
-          </m:rPr>
-          <m:t>]</m:t>
+          <m:t>​</m:t>
+        </m:r>
+        <m:d>
+          <m:dPr>
+            <m:begChr m:val="["/>
+            <m:sepChr m:val=""/>
+            <m:endChr m:val="]"/>
+            <m:grow/>
+          </m:dPr>
+          <m:e>
+            <m:r>
+              <m:t>ε</m:t>
+            </m:r>
+          </m:e>
+        </m:d>
+        <m:r>
+          <m:t>​</m:t>
         </m:r>
         <m:r>
           <m:rPr>
@@ -13457,7 +13461,7 @@
       </w:r>
       <m:oMath>
         <m:r>
-          <m:t>D</m:t>
+          <m:t>X</m:t>
         </m:r>
       </m:oMath>
       <w:r>
@@ -13490,7 +13494,7 @@
             <m:sSup>
               <m:e>
                 <m:r>
-                  <m:t>D</m:t>
+                  <m:t>X</m:t>
                 </m:r>
               </m:e>
               <m:sup>
@@ -13588,7 +13592,7 @@
                     <m:t>+</m:t>
                   </m:r>
                   <m:r>
-                    <m:t>D</m:t>
+                    <m:t>X</m:t>
                   </m:r>
                 </m:e>
               </m:d>
@@ -13651,7 +13655,7 @@
             </m:dPr>
             <m:e>
               <m:r>
-                <m:t>D</m:t>
+                <m:t>X</m:t>
               </m:r>
             </m:e>
           </m:d>
@@ -13695,7 +13699,7 @@
                     </m:dPr>
                     <m:e>
                       <m:r>
-                        <m:t>D</m:t>
+                        <m:t>X</m:t>
                       </m:r>
                     </m:e>
                   </m:d>
@@ -13805,7 +13809,7 @@
                         <m:t>+</m:t>
                       </m:r>
                       <m:r>
-                        <m:t>D</m:t>
+                        <m:t>X</m:t>
                       </m:r>
                     </m:e>
                   </m:d>
@@ -13877,7 +13881,7 @@
                     <m:t>ε</m:t>
                   </m:r>
                   <m:r>
-                    <m:t>D</m:t>
+                    <m:t>X</m:t>
                   </m:r>
                   <m:r>
                     <m:rPr>
@@ -13888,7 +13892,7 @@
                   <m:sSup>
                     <m:e>
                       <m:r>
-                        <m:t>D</m:t>
+                        <m:t>X</m:t>
                       </m:r>
                     </m:e>
                     <m:sup>
@@ -14085,7 +14089,7 @@
                     <m:t>ε</m:t>
                   </m:r>
                   <m:r>
-                    <m:t>D</m:t>
+                    <m:t>X</m:t>
                   </m:r>
                 </m:e>
               </m:d>
@@ -14118,7 +14122,7 @@
                   <m:sSup>
                     <m:e>
                       <m:r>
-                        <m:t>D</m:t>
+                        <m:t>X</m:t>
                       </m:r>
                     </m:e>
                     <m:sup>
@@ -14220,7 +14224,7 @@
                     <m:t>ε</m:t>
                   </m:r>
                   <m:r>
-                    <m:t>D</m:t>
+                    <m:t>X</m:t>
                   </m:r>
                 </m:e>
               </m:d>
@@ -14253,7 +14257,7 @@
                   <m:sSup>
                     <m:e>
                       <m:r>
-                        <m:t>D</m:t>
+                        <m:t>X</m:t>
                       </m:r>
                     </m:e>
                     <m:sup>
@@ -14401,7 +14405,7 @@
       </w:r>
       <m:oMath>
         <m:r>
-          <m:t>D</m:t>
+          <m:t>X</m:t>
         </m:r>
       </m:oMath>
       <w:r>
@@ -14449,7 +14453,7 @@
                     <m:t>ε</m:t>
                   </m:r>
                   <m:r>
-                    <m:t>D</m:t>
+                    <m:t>X</m:t>
                   </m:r>
                 </m:e>
               </m:d>
@@ -14508,7 +14512,7 @@
                 </m:dPr>
                 <m:e>
                   <m:r>
-                    <m:t>D</m:t>
+                    <m:t>X</m:t>
                   </m:r>
                 </m:e>
               </m:d>
@@ -14566,7 +14570,7 @@
                 </m:dPr>
                 <m:e>
                   <m:r>
-                    <m:t>D</m:t>
+                    <m:t>X</m:t>
                   </m:r>
                 </m:e>
               </m:d>
@@ -14687,7 +14691,7 @@
             <m:sSup>
               <m:e>
                 <m:r>
-                  <m:t>D</m:t>
+                  <m:t>X</m:t>
                 </m:r>
               </m:e>
               <m:sup>
@@ -14725,7 +14729,7 @@
           </m:dPr>
           <m:e>
             <m:r>
-              <m:t>D</m:t>
+              <m:t>X</m:t>
             </m:r>
           </m:e>
         </m:d>
@@ -14769,7 +14773,7 @@
                   </m:dPr>
                   <m:e>
                     <m:r>
-                      <m:t>D</m:t>
+                      <m:t>X</m:t>
                     </m:r>
                   </m:e>
                 </m:d>
@@ -14864,7 +14868,7 @@
                         <m:t>+</m:t>
                       </m:r>
                       <m:r>
-                        <m:t>D</m:t>
+                        <m:t>X</m:t>
                       </m:r>
                     </m:e>
                   </m:d>
@@ -14959,7 +14963,7 @@
                     </m:dPr>
                     <m:e>
                       <m:r>
-                        <m:t>D</m:t>
+                        <m:t>X</m:t>
                       </m:r>
                     </m:e>
                   </m:d>
@@ -15003,7 +15007,7 @@
                             </m:dPr>
                             <m:e>
                               <m:r>
-                                <m:t>D</m:t>
+                                <m:t>X</m:t>
                               </m:r>
                             </m:e>
                           </m:d>
@@ -15087,7 +15091,7 @@
                 </m:dPr>
                 <m:e>
                   <m:r>
-                    <m:t>D</m:t>
+                    <m:t>X</m:t>
                   </m:r>
                 </m:e>
               </m:d>
@@ -15131,7 +15135,7 @@
                         </m:dPr>
                         <m:e>
                           <m:r>
-                            <m:t>D</m:t>
+                            <m:t>X</m:t>
                           </m:r>
                         </m:e>
                       </m:d>
@@ -15202,7 +15206,7 @@
         <w:t xml:space="preserve"> (Use in statistics and machine learning). </w:t>
       </w:r>
       <w:r>
-        <w:t xml:space="preserve">Take</w:t>
+        <w:t xml:space="preserve">Let</w:t>
       </w:r>
       <w:r>
         <w:t xml:space="preserve"> </w:t>
@@ -15216,32 +15220,52 @@
         <w:t xml:space="preserve"> </w:t>
       </w:r>
       <w:r>
-        <w:t xml:space="preserve">to be the noise in a new outcome and</w:t>
+        <w:t xml:space="preserve">be the noise in a new outcome</w:t>
       </w:r>
       <w:r>
         <w:t xml:space="preserve"> </w:t>
       </w:r>
       <m:oMath>
         <m:r>
-          <m:t>D</m:t>
+          <m:t>Y</m:t>
         </m:r>
       </m:oMath>
       <w:r>
-        <w:t xml:space="preserve"> </w:t>
-      </w:r>
-      <w:r>
-        <w:t xml:space="preserve">the difference between the true mean and a prediction.</w:t>
-      </w:r>
-      <w:r>
-        <w:t xml:space="preserve"> </w:t>
-      </w:r>
-      <w:r>
-        <w:t xml:space="preserve">Then</w:t>
+        <w:t xml:space="preserve">,</w:t>
+      </w:r>
+      <w:r>
+        <w:t xml:space="preserve"> </w:t>
+      </w:r>
+      <w:r>
+        <w:t xml:space="preserve">and let</w:t>
       </w:r>
       <w:r>
         <w:t xml:space="preserve"> </w:t>
       </w:r>
       <m:oMath>
+        <m:r>
+          <m:t>X</m:t>
+        </m:r>
+      </m:oMath>
+      <w:r>
+        <w:t xml:space="preserve"> </w:t>
+      </w:r>
+      <w:r>
+        <w:t xml:space="preserve">be the difference between the true mean</w:t>
+      </w:r>
+      <w:r>
+        <w:t xml:space="preserve"> </w:t>
+      </w:r>
+      <m:oMath>
+        <m:r>
+          <m:t>μ</m:t>
+        </m:r>
+        <m:r>
+          <m:rPr>
+            <m:sty m:val="p"/>
+          </m:rPr>
+          <m:t>=</m:t>
+        </m:r>
         <m:r>
           <m:rPr>
             <m:sty m:val="p"/>
@@ -15260,7 +15284,7 @@
           </m:dPr>
           <m:e>
             <m:r>
-              <m:t>D</m:t>
+              <m:t>Y</m:t>
             </m:r>
           </m:e>
         </m:d>
@@ -15272,49 +15296,1004 @@
         <w:t xml:space="preserve"> </w:t>
       </w:r>
       <w:r>
-        <w:t xml:space="preserve">is minus the bias of the prediction,</w:t>
+        <w:t xml:space="preserve">and a prediction</w:t>
       </w:r>
       <w:r>
         <w:t xml:space="preserve"> </w:t>
       </w:r>
       <m:oMath>
+        <m:acc>
+          <m:accPr>
+            <m:chr m:val="̂"/>
+          </m:accPr>
+          <m:e>
+            <m:r>
+              <m:t>y</m:t>
+            </m:r>
+          </m:e>
+        </m:acc>
+      </m:oMath>
+      <w:r>
+        <w:t xml:space="preserve">:</w:t>
+      </w:r>
+    </w:p>
+    <w:p>
+      <w:pPr>
+        <w:pStyle w:val="BodyText"/>
+      </w:pPr>
+      <m:oMathPara>
+        <m:oMathParaPr>
+          <m:jc m:val="center"/>
+        </m:oMathParaPr>
+        <m:oMath>
+          <m:r>
+            <m:t>X</m:t>
+          </m:r>
+          <m:limUpp>
+            <m:e>
+              <m:r>
+                <m:rPr>
+                  <m:sty m:val="p"/>
+                </m:rPr>
+                <m:t>=</m:t>
+              </m:r>
+            </m:e>
+            <m:lim>
+              <m:r>
+                <m:rPr>
+                  <m:nor/>
+                  <m:sty m:val="p"/>
+                </m:rPr>
+                <m:t>def</m:t>
+              </m:r>
+            </m:lim>
+          </m:limUpp>
+          <m:r>
+            <m:t>μ</m:t>
+          </m:r>
+          <m:r>
+            <m:rPr>
+              <m:sty m:val="p"/>
+            </m:rPr>
+            <m:t>−</m:t>
+          </m:r>
+          <m:acc>
+            <m:accPr>
+              <m:chr m:val="̂"/>
+            </m:accPr>
+            <m:e>
+              <m:r>
+                <m:t>y</m:t>
+              </m:r>
+            </m:e>
+          </m:acc>
+        </m:oMath>
+      </m:oMathPara>
+    </w:p>
+    <w:p>
+      <w:pPr>
+        <w:pStyle w:val="FirstParagraph"/>
+      </w:pPr>
+      <w:r>
+        <w:t xml:space="preserve">The mean of</w:t>
+      </w:r>
+      <w:r>
+        <w:t xml:space="preserve"> </w:t>
+      </w:r>
+      <m:oMath>
+        <m:r>
+          <m:t>X</m:t>
+        </m:r>
+      </m:oMath>
+      <w:r>
+        <w:t xml:space="preserve"> </w:t>
+      </w:r>
+      <w:r>
+        <w:t xml:space="preserve">is minus the bias of the prediction:</w:t>
+      </w:r>
+    </w:p>
+    <w:p>
+      <w:pPr>
+        <w:pStyle w:val="BodyText"/>
+      </w:pPr>
+      <m:oMathPara>
+        <m:oMathParaPr>
+          <m:jc m:val="center"/>
+        </m:oMathParaPr>
+        <m:oMath>
+          <m:eqArr>
+            <m:e>
+              <m:r>
+                <m:rPr>
+                  <m:sty m:val="p"/>
+                </m:rPr>
+                <m:t>E</m:t>
+              </m:r>
+              <m:r>
+                <m:t>​</m:t>
+              </m:r>
+              <m:d>
+                <m:dPr>
+                  <m:begChr m:val="["/>
+                  <m:sepChr m:val=""/>
+                  <m:endChr m:val="]"/>
+                  <m:grow/>
+                </m:dPr>
+                <m:e>
+                  <m:r>
+                    <m:t>X</m:t>
+                  </m:r>
+                </m:e>
+              </m:d>
+              <m:r>
+                <m:t>​</m:t>
+              </m:r>
+              <m:r>
+                <m:t>&amp;</m:t>
+              </m:r>
+              <m:r>
+                <m:rPr>
+                  <m:sty m:val="p"/>
+                </m:rPr>
+                <m:t>=</m:t>
+              </m:r>
+              <m:r>
+                <m:rPr>
+                  <m:sty m:val="p"/>
+                </m:rPr>
+                <m:t>E</m:t>
+              </m:r>
+              <m:r>
+                <m:t>​</m:t>
+              </m:r>
+              <m:d>
+                <m:dPr>
+                  <m:begChr m:val="["/>
+                  <m:sepChr m:val=""/>
+                  <m:endChr m:val="]"/>
+                  <m:grow/>
+                </m:dPr>
+                <m:e>
+                  <m:r>
+                    <m:t>μ</m:t>
+                  </m:r>
+                  <m:r>
+                    <m:rPr>
+                      <m:sty m:val="p"/>
+                    </m:rPr>
+                    <m:t>−</m:t>
+                  </m:r>
+                  <m:acc>
+                    <m:accPr>
+                      <m:chr m:val="̂"/>
+                    </m:accPr>
+                    <m:e>
+                      <m:r>
+                        <m:t>y</m:t>
+                      </m:r>
+                    </m:e>
+                  </m:acc>
+                </m:e>
+              </m:d>
+              <m:r>
+                <m:t>​</m:t>
+              </m:r>
+              <m:r>
+                <m:t>&amp;</m:t>
+              </m:r>
+              <m:r>
+                <m:t>&amp;</m:t>
+              </m:r>
+              <m:r>
+                <m:rPr>
+                  <m:nor/>
+                  <m:sty m:val="p"/>
+                </m:rPr>
+                <m:t>(definition of </m:t>
+              </m:r>
+              <m:r>
+                <m:t>X</m:t>
+              </m:r>
+              <m:r>
+                <m:rPr>
+                  <m:nor/>
+                  <m:sty m:val="p"/>
+                </m:rPr>
+                <m:t>)</m:t>
+              </m:r>
+            </m:e>
+            <m:e>
+              <m:r>
+                <m:t>&amp;</m:t>
+              </m:r>
+              <m:r>
+                <m:rPr>
+                  <m:sty m:val="p"/>
+                </m:rPr>
+                <m:t>=</m:t>
+              </m:r>
+              <m:r>
+                <m:t>μ</m:t>
+              </m:r>
+              <m:r>
+                <m:rPr>
+                  <m:sty m:val="p"/>
+                </m:rPr>
+                <m:t>−</m:t>
+              </m:r>
+              <m:r>
+                <m:rPr>
+                  <m:sty m:val="p"/>
+                </m:rPr>
+                <m:t>E</m:t>
+              </m:r>
+              <m:r>
+                <m:t>​</m:t>
+              </m:r>
+              <m:d>
+                <m:dPr>
+                  <m:begChr m:val="["/>
+                  <m:sepChr m:val=""/>
+                  <m:endChr m:val="]"/>
+                  <m:grow/>
+                </m:dPr>
+                <m:e>
+                  <m:acc>
+                    <m:accPr>
+                      <m:chr m:val="̂"/>
+                    </m:accPr>
+                    <m:e>
+                      <m:r>
+                        <m:t>y</m:t>
+                      </m:r>
+                    </m:e>
+                  </m:acc>
+                </m:e>
+              </m:d>
+              <m:r>
+                <m:t>​</m:t>
+              </m:r>
+              <m:r>
+                <m:t>&amp;</m:t>
+              </m:r>
+              <m:r>
+                <m:t>&amp;</m:t>
+              </m:r>
+              <m:r>
+                <m:rPr>
+                  <m:nor/>
+                  <m:sty m:val="p"/>
+                </m:rPr>
+                <m:t>(expectation of a difference; </m:t>
+              </m:r>
+              <m:r>
+                <m:t>μ</m:t>
+              </m:r>
+              <m:r>
+                <m:rPr>
+                  <m:nor/>
+                  <m:sty m:val="p"/>
+                </m:rPr>
+                <m:t> is a constant)</m:t>
+              </m:r>
+            </m:e>
+            <m:e>
+              <m:r>
+                <m:t>&amp;</m:t>
+              </m:r>
+              <m:r>
+                <m:rPr>
+                  <m:sty m:val="p"/>
+                </m:rPr>
+                <m:t>=</m:t>
+              </m:r>
+              <m:r>
+                <m:rPr>
+                  <m:sty m:val="p"/>
+                </m:rPr>
+                <m:t>−</m:t>
+              </m:r>
+              <m:r>
+                <m:t>​</m:t>
+              </m:r>
+              <m:d>
+                <m:dPr>
+                  <m:begChr m:val="("/>
+                  <m:sepChr m:val=""/>
+                  <m:endChr m:val=")"/>
+                  <m:grow/>
+                </m:dPr>
+                <m:e>
+                  <m:r>
+                    <m:rPr>
+                      <m:sty m:val="p"/>
+                    </m:rPr>
+                    <m:t>E</m:t>
+                  </m:r>
+                  <m:r>
+                    <m:t>​</m:t>
+                  </m:r>
+                  <m:d>
+                    <m:dPr>
+                      <m:begChr m:val="["/>
+                      <m:sepChr m:val=""/>
+                      <m:endChr m:val="]"/>
+                      <m:grow/>
+                    </m:dPr>
+                    <m:e>
+                      <m:acc>
+                        <m:accPr>
+                          <m:chr m:val="̂"/>
+                        </m:accPr>
+                        <m:e>
+                          <m:r>
+                            <m:t>y</m:t>
+                          </m:r>
+                        </m:e>
+                      </m:acc>
+                    </m:e>
+                  </m:d>
+                  <m:r>
+                    <m:t>​</m:t>
+                  </m:r>
+                  <m:r>
+                    <m:rPr>
+                      <m:sty m:val="p"/>
+                    </m:rPr>
+                    <m:t>−</m:t>
+                  </m:r>
+                  <m:r>
+                    <m:t>μ</m:t>
+                  </m:r>
+                </m:e>
+              </m:d>
+              <m:r>
+                <m:t>​</m:t>
+              </m:r>
+              <m:r>
+                <m:t>&amp;</m:t>
+              </m:r>
+              <m:r>
+                <m:t>&amp;</m:t>
+              </m:r>
+              <m:r>
+                <m:rPr>
+                  <m:nor/>
+                  <m:sty m:val="p"/>
+                </m:rPr>
+                <m:t>(factor out </m:t>
+              </m:r>
+              <m:r>
+                <m:rPr>
+                  <m:sty m:val="p"/>
+                </m:rPr>
+                <m:t>−</m:t>
+              </m:r>
+              <m:r>
+                <m:t>1</m:t>
+              </m:r>
+              <m:r>
+                <m:rPr>
+                  <m:nor/>
+                  <m:sty m:val="p"/>
+                </m:rPr>
+                <m:t>)</m:t>
+              </m:r>
+            </m:e>
+            <m:e>
+              <m:r>
+                <m:t>&amp;</m:t>
+              </m:r>
+              <m:r>
+                <m:rPr>
+                  <m:sty m:val="p"/>
+                </m:rPr>
+                <m:t>=</m:t>
+              </m:r>
+              <m:r>
+                <m:rPr>
+                  <m:sty m:val="p"/>
+                </m:rPr>
+                <m:t>−</m:t>
+              </m:r>
+              <m:r>
+                <m:rPr>
+                  <m:sty m:val="p"/>
+                </m:rPr>
+                <m:t>Bias</m:t>
+              </m:r>
+              <m:r>
+                <m:t>​</m:t>
+              </m:r>
+              <m:d>
+                <m:dPr>
+                  <m:begChr m:val="("/>
+                  <m:sepChr m:val=""/>
+                  <m:endChr m:val=")"/>
+                  <m:grow/>
+                </m:dPr>
+                <m:e>
+                  <m:acc>
+                    <m:accPr>
+                      <m:chr m:val="̂"/>
+                    </m:accPr>
+                    <m:e>
+                      <m:r>
+                        <m:t>y</m:t>
+                      </m:r>
+                    </m:e>
+                  </m:acc>
+                </m:e>
+              </m:d>
+              <m:r>
+                <m:t>​</m:t>
+              </m:r>
+              <m:r>
+                <m:t>&amp;</m:t>
+              </m:r>
+              <m:r>
+                <m:t>&amp;</m:t>
+              </m:r>
+              <m:r>
+                <m:rPr>
+                  <m:nor/>
+                  <m:sty m:val="p"/>
+                </m:rPr>
+                <m:t>(definition of bias)</m:t>
+              </m:r>
+            </m:e>
+          </m:eqArr>
+        </m:oMath>
+      </m:oMathPara>
+    </w:p>
+    <w:p>
+      <w:pPr>
+        <w:pStyle w:val="FirstParagraph"/>
+      </w:pPr>
+      <w:r>
+        <w:t xml:space="preserve">The variance of</w:t>
+      </w:r>
+      <w:r>
+        <w:t xml:space="preserve"> </w:t>
+      </w:r>
+      <m:oMath>
+        <m:r>
+          <m:t>X</m:t>
+        </m:r>
+      </m:oMath>
+      <w:r>
+        <w:t xml:space="preserve"> </w:t>
+      </w:r>
+      <w:r>
+        <w:t xml:space="preserve">is the variance of the prediction:</w:t>
+      </w:r>
+    </w:p>
+    <w:p>
+      <w:pPr>
+        <w:pStyle w:val="BodyText"/>
+      </w:pPr>
+      <m:oMathPara>
+        <m:oMathParaPr>
+          <m:jc m:val="center"/>
+        </m:oMathParaPr>
+        <m:oMath>
+          <m:eqArr>
+            <m:e>
+              <m:r>
+                <m:rPr>
+                  <m:sty m:val="p"/>
+                </m:rPr>
+                <m:t>Var</m:t>
+              </m:r>
+              <m:r>
+                <m:t>​</m:t>
+              </m:r>
+              <m:d>
+                <m:dPr>
+                  <m:begChr m:val="("/>
+                  <m:sepChr m:val=""/>
+                  <m:endChr m:val=")"/>
+                  <m:grow/>
+                </m:dPr>
+                <m:e>
+                  <m:r>
+                    <m:t>X</m:t>
+                  </m:r>
+                </m:e>
+              </m:d>
+              <m:r>
+                <m:t>​</m:t>
+              </m:r>
+              <m:r>
+                <m:t>&amp;</m:t>
+              </m:r>
+              <m:r>
+                <m:rPr>
+                  <m:sty m:val="p"/>
+                </m:rPr>
+                <m:t>=</m:t>
+              </m:r>
+              <m:r>
+                <m:rPr>
+                  <m:sty m:val="p"/>
+                </m:rPr>
+                <m:t>Var</m:t>
+              </m:r>
+              <m:r>
+                <m:t>​</m:t>
+              </m:r>
+              <m:d>
+                <m:dPr>
+                  <m:begChr m:val="("/>
+                  <m:sepChr m:val=""/>
+                  <m:endChr m:val=")"/>
+                  <m:grow/>
+                </m:dPr>
+                <m:e>
+                  <m:r>
+                    <m:t>μ</m:t>
+                  </m:r>
+                  <m:r>
+                    <m:rPr>
+                      <m:sty m:val="p"/>
+                    </m:rPr>
+                    <m:t>−</m:t>
+                  </m:r>
+                  <m:acc>
+                    <m:accPr>
+                      <m:chr m:val="̂"/>
+                    </m:accPr>
+                    <m:e>
+                      <m:r>
+                        <m:t>y</m:t>
+                      </m:r>
+                    </m:e>
+                  </m:acc>
+                </m:e>
+              </m:d>
+              <m:r>
+                <m:t>​</m:t>
+              </m:r>
+              <m:r>
+                <m:t>&amp;</m:t>
+              </m:r>
+              <m:r>
+                <m:t>&amp;</m:t>
+              </m:r>
+              <m:r>
+                <m:rPr>
+                  <m:nor/>
+                  <m:sty m:val="p"/>
+                </m:rPr>
+                <m:t>(definition of </m:t>
+              </m:r>
+              <m:r>
+                <m:t>X</m:t>
+              </m:r>
+              <m:r>
+                <m:rPr>
+                  <m:nor/>
+                  <m:sty m:val="p"/>
+                </m:rPr>
+                <m:t>)</m:t>
+              </m:r>
+            </m:e>
+            <m:e>
+              <m:r>
+                <m:t>&amp;</m:t>
+              </m:r>
+              <m:r>
+                <m:rPr>
+                  <m:sty m:val="p"/>
+                </m:rPr>
+                <m:t>=</m:t>
+              </m:r>
+              <m:r>
+                <m:rPr>
+                  <m:sty m:val="p"/>
+                </m:rPr>
+                <m:t>Var</m:t>
+              </m:r>
+              <m:r>
+                <m:t>​</m:t>
+              </m:r>
+              <m:d>
+                <m:dPr>
+                  <m:begChr m:val="("/>
+                  <m:sepChr m:val=""/>
+                  <m:endChr m:val=")"/>
+                  <m:grow/>
+                </m:dPr>
+                <m:e>
+                  <m:acc>
+                    <m:accPr>
+                      <m:chr m:val="̂"/>
+                    </m:accPr>
+                    <m:e>
+                      <m:r>
+                        <m:t>y</m:t>
+                      </m:r>
+                    </m:e>
+                  </m:acc>
+                </m:e>
+              </m:d>
+              <m:r>
+                <m:t>​</m:t>
+              </m:r>
+              <m:r>
+                <m:t>&amp;</m:t>
+              </m:r>
+              <m:r>
+                <m:t>&amp;</m:t>
+              </m:r>
+              <m:r>
+                <m:rPr>
+                  <m:nor/>
+                  <m:sty m:val="p"/>
+                </m:rPr>
+                <m:t>(a constant shifts a variable without changing its variance, and a sign flip does not change it either)</m:t>
+              </m:r>
+            </m:e>
+          </m:eqArr>
+        </m:oMath>
+      </m:oMathPara>
+    </w:p>
+    <w:p>
+      <w:pPr>
+        <w:pStyle w:val="FirstParagraph"/>
+      </w:pPr>
+      <w:r>
+        <w:t xml:space="preserve">Substituting these two results into the theorem,</w:t>
+      </w:r>
+      <w:r>
+        <w:t xml:space="preserve"> </w:t>
+      </w:r>
+      <w:r>
+        <w:t xml:space="preserve">with</w:t>
+      </w:r>
+      <w:r>
+        <w:t xml:space="preserve"> </w:t>
+      </w:r>
+      <m:oMath>
+        <m:r>
+          <m:t>​</m:t>
+        </m:r>
+        <m:sSup>
+          <m:e>
+            <m:d>
+              <m:dPr>
+                <m:begChr m:val="("/>
+                <m:sepChr m:val=""/>
+                <m:endChr m:val=")"/>
+                <m:grow/>
+              </m:dPr>
+              <m:e>
+                <m:r>
+                  <m:rPr>
+                    <m:sty m:val="p"/>
+                  </m:rPr>
+                  <m:t>−</m:t>
+                </m:r>
+                <m:r>
+                  <m:rPr>
+                    <m:sty m:val="p"/>
+                  </m:rPr>
+                  <m:t>Bias</m:t>
+                </m:r>
+                <m:r>
+                  <m:t>​</m:t>
+                </m:r>
+                <m:d>
+                  <m:dPr>
+                    <m:begChr m:val="("/>
+                    <m:sepChr m:val=""/>
+                    <m:endChr m:val=")"/>
+                    <m:grow/>
+                  </m:dPr>
+                  <m:e>
+                    <m:acc>
+                      <m:accPr>
+                        <m:chr m:val="̂"/>
+                      </m:accPr>
+                      <m:e>
+                        <m:r>
+                          <m:t>y</m:t>
+                        </m:r>
+                      </m:e>
+                    </m:acc>
+                  </m:e>
+                </m:d>
+                <m:r>
+                  <m:t>​</m:t>
+                </m:r>
+              </m:e>
+            </m:d>
+          </m:e>
+          <m:sup>
+            <m:r>
+              <m:t>2</m:t>
+            </m:r>
+          </m:sup>
+        </m:sSup>
+        <m:r>
+          <m:t>​</m:t>
+        </m:r>
         <m:r>
           <m:rPr>
             <m:sty m:val="p"/>
           </m:rPr>
-          <m:t>Var</m:t>
+          <m:t>=</m:t>
         </m:r>
         <m:r>
           <m:t>​</m:t>
         </m:r>
-        <m:d>
-          <m:dPr>
-            <m:begChr m:val="("/>
-            <m:sepChr m:val=""/>
-            <m:endChr m:val=")"/>
-            <m:grow/>
-          </m:dPr>
+        <m:sSup>
           <m:e>
+            <m:d>
+              <m:dPr>
+                <m:begChr m:val="("/>
+                <m:sepChr m:val=""/>
+                <m:endChr m:val=")"/>
+                <m:grow/>
+              </m:dPr>
+              <m:e>
+                <m:r>
+                  <m:rPr>
+                    <m:sty m:val="p"/>
+                  </m:rPr>
+                  <m:t>Bias</m:t>
+                </m:r>
+                <m:r>
+                  <m:t>​</m:t>
+                </m:r>
+                <m:d>
+                  <m:dPr>
+                    <m:begChr m:val="("/>
+                    <m:sepChr m:val=""/>
+                    <m:endChr m:val=")"/>
+                    <m:grow/>
+                  </m:dPr>
+                  <m:e>
+                    <m:acc>
+                      <m:accPr>
+                        <m:chr m:val="̂"/>
+                      </m:accPr>
+                      <m:e>
+                        <m:r>
+                          <m:t>y</m:t>
+                        </m:r>
+                      </m:e>
+                    </m:acc>
+                  </m:e>
+                </m:d>
+                <m:r>
+                  <m:t>​</m:t>
+                </m:r>
+              </m:e>
+            </m:d>
+          </m:e>
+          <m:sup>
             <m:r>
-              <m:t>D</m:t>
+              <m:t>2</m:t>
             </m:r>
-          </m:e>
-        </m:d>
+          </m:sup>
+        </m:sSup>
         <m:r>
           <m:t>​</m:t>
         </m:r>
       </m:oMath>
       <w:r>
-        <w:t xml:space="preserve"> </w:t>
-      </w:r>
-      <w:r>
-        <w:t xml:space="preserve">is its variance,</w:t>
-      </w:r>
-      <w:r>
-        <w:t xml:space="preserve"> </w:t>
-      </w:r>
-      <w:r>
-        <w:t xml:space="preserve">and</w:t>
+        <w:t xml:space="preserve">,</w:t>
+      </w:r>
+      <w:r>
+        <w:t xml:space="preserve"> </w:t>
+      </w:r>
+      <w:r>
+        <w:t xml:space="preserve">gives the squared prediction error of the new outcome as</w:t>
+      </w:r>
+    </w:p>
+    <w:p>
+      <w:pPr>
+        <w:pStyle w:val="BodyText"/>
+      </w:pPr>
+      <m:oMathPara>
+        <m:oMathParaPr>
+          <m:jc m:val="center"/>
+        </m:oMathParaPr>
+        <m:oMath>
+          <m:r>
+            <m:rPr>
+              <m:sty m:val="p"/>
+            </m:rPr>
+            <m:t>E</m:t>
+          </m:r>
+          <m:r>
+            <m:t>​</m:t>
+          </m:r>
+          <m:d>
+            <m:dPr>
+              <m:begChr m:val="["/>
+              <m:sepChr m:val=""/>
+              <m:endChr m:val="]"/>
+              <m:grow/>
+            </m:dPr>
+            <m:e>
+              <m:r>
+                <m:t>​</m:t>
+              </m:r>
+              <m:sSup>
+                <m:e>
+                  <m:d>
+                    <m:dPr>
+                      <m:begChr m:val="("/>
+                      <m:sepChr m:val=""/>
+                      <m:endChr m:val=")"/>
+                      <m:grow/>
+                    </m:dPr>
+                    <m:e>
+                      <m:r>
+                        <m:t>ε</m:t>
+                      </m:r>
+                      <m:r>
+                        <m:rPr>
+                          <m:sty m:val="p"/>
+                        </m:rPr>
+                        <m:t>+</m:t>
+                      </m:r>
+                      <m:r>
+                        <m:t>X</m:t>
+                      </m:r>
+                    </m:e>
+                  </m:d>
+                </m:e>
+                <m:sup>
+                  <m:r>
+                    <m:t>2</m:t>
+                  </m:r>
+                </m:sup>
+              </m:sSup>
+              <m:r>
+                <m:t>​</m:t>
+              </m:r>
+            </m:e>
+          </m:d>
+          <m:r>
+            <m:t>​</m:t>
+          </m:r>
+          <m:r>
+            <m:rPr>
+              <m:sty m:val="p"/>
+            </m:rPr>
+            <m:t>=</m:t>
+          </m:r>
+          <m:sSup>
+            <m:e>
+              <m:r>
+                <m:t>σ</m:t>
+              </m:r>
+            </m:e>
+            <m:sup>
+              <m:r>
+                <m:t>2</m:t>
+              </m:r>
+            </m:sup>
+          </m:sSup>
+          <m:r>
+            <m:rPr>
+              <m:sty m:val="p"/>
+            </m:rPr>
+            <m:t>+</m:t>
+          </m:r>
+          <m:r>
+            <m:rPr>
+              <m:sty m:val="p"/>
+            </m:rPr>
+            <m:t>Var</m:t>
+          </m:r>
+          <m:r>
+            <m:t>​</m:t>
+          </m:r>
+          <m:d>
+            <m:dPr>
+              <m:begChr m:val="("/>
+              <m:sepChr m:val=""/>
+              <m:endChr m:val=")"/>
+              <m:grow/>
+            </m:dPr>
+            <m:e>
+              <m:acc>
+                <m:accPr>
+                  <m:chr m:val="̂"/>
+                </m:accPr>
+                <m:e>
+                  <m:r>
+                    <m:t>y</m:t>
+                  </m:r>
+                </m:e>
+              </m:acc>
+            </m:e>
+          </m:d>
+          <m:r>
+            <m:t>​</m:t>
+          </m:r>
+          <m:r>
+            <m:rPr>
+              <m:sty m:val="p"/>
+            </m:rPr>
+            <m:t>+</m:t>
+          </m:r>
+          <m:r>
+            <m:t>​</m:t>
+          </m:r>
+          <m:sSup>
+            <m:e>
+              <m:d>
+                <m:dPr>
+                  <m:begChr m:val="("/>
+                  <m:sepChr m:val=""/>
+                  <m:endChr m:val=")"/>
+                  <m:grow/>
+                </m:dPr>
+                <m:e>
+                  <m:r>
+                    <m:rPr>
+                      <m:sty m:val="p"/>
+                    </m:rPr>
+                    <m:t>Bias</m:t>
+                  </m:r>
+                  <m:r>
+                    <m:t>​</m:t>
+                  </m:r>
+                  <m:d>
+                    <m:dPr>
+                      <m:begChr m:val="("/>
+                      <m:sepChr m:val=""/>
+                      <m:endChr m:val=")"/>
+                      <m:grow/>
+                    </m:dPr>
+                    <m:e>
+                      <m:acc>
+                        <m:accPr>
+                          <m:chr m:val="̂"/>
+                        </m:accPr>
+                        <m:e>
+                          <m:r>
+                            <m:t>y</m:t>
+                          </m:r>
+                        </m:e>
+                      </m:acc>
+                    </m:e>
+                  </m:d>
+                  <m:r>
+                    <m:t>​</m:t>
+                  </m:r>
+                </m:e>
+              </m:d>
+            </m:e>
+            <m:sup>
+              <m:r>
+                <m:t>2</m:t>
+              </m:r>
+            </m:sup>
+          </m:sSup>
+          <m:r>
+            <m:t>​</m:t>
+          </m:r>
+          <m:r>
+            <m:rPr>
+              <m:sty m:val="p"/>
+            </m:rPr>
+            <m:t>,</m:t>
+          </m:r>
+        </m:oMath>
+      </m:oMathPara>
+    </w:p>
+    <w:p>
+      <w:pPr>
+        <w:pStyle w:val="FirstParagraph"/>
+      </w:pPr>
+      <w:r>
+        <w:t xml:space="preserve">where</w:t>
       </w:r>
       <w:r>
         <w:t xml:space="preserve"> </w:t>

--- a/pr-preview/pr-150/variance-covariance.docx
+++ b/pr-preview/pr-150/variance-covariance.docx
@@ -15,7 +15,7 @@
         <w:pStyle w:val="Date"/>
       </w:pPr>
       <w:r>
-        <w:t xml:space="preserve">Last modified: 2026-10-14 18:00:27 (PDT)</w:t>
+        <w:t xml:space="preserve">Last modified: 2026-10-15 02:46:22 (PDT)</w:t>
       </w:r>
     </w:p>
     <w:bookmarkStart w:id="27" w:name="sec-deviation"/>
@@ -370,7 +370,7 @@
         </m:oMathParaPr>
         <m:oMath>
           <m:r>
-            <m:t>e</m:t>
+            <m:t>δ</m:t>
           </m:r>
           <m:r>
             <m:rPr>
@@ -472,7 +472,7 @@
         </m:oMathParaPr>
         <m:oMath>
           <m:r>
-            <m:t>e</m:t>
+            <m:t>δ</m:t>
           </m:r>
           <m:r>
             <m:rPr>
@@ -609,7 +609,7 @@
       </w:r>
       <m:oMath>
         <m:r>
-          <m:t>e</m:t>
+          <m:t>δ</m:t>
         </m:r>
         <m:r>
           <m:rPr>
@@ -839,7 +839,7 @@
       </w:r>
       <m:oMath>
         <m:r>
-          <m:t>e</m:t>
+          <m:t>δ</m:t>
         </m:r>
         <m:r>
           <m:rPr>
@@ -1121,7 +1121,7 @@
           <m:eqArr>
             <m:e>
               <m:r>
-                <m:t>e</m:t>
+                <m:t>δ</m:t>
               </m:r>
               <m:r>
                 <m:rPr>
@@ -1227,7 +1227,7 @@
           <m:eqArr>
             <m:e>
               <m:r>
-                <m:t>e</m:t>
+                <m:t>δ</m:t>
               </m:r>
               <m:r>
                 <m:rPr>
@@ -2916,7 +2916,7 @@
                 <m:t>[</m:t>
               </m:r>
               <m:r>
-                <m:t>e</m:t>
+                <m:t>δ</m:t>
               </m:r>
               <m:r>
                 <m:rPr>
@@ -3113,7 +3113,7 @@
       </w:r>
       <m:oMath>
         <m:r>
-          <m:t>e</m:t>
+          <m:t>δ</m:t>
         </m:r>
         <m:r>
           <m:rPr>
@@ -3246,7 +3246,7 @@
                 <m:t>[</m:t>
               </m:r>
               <m:r>
-                <m:t>e</m:t>
+                <m:t>δ</m:t>
               </m:r>
               <m:r>
                 <m:rPr>
@@ -3409,7 +3409,7 @@
       </w:r>
       <m:oMath>
         <m:r>
-          <m:t>e</m:t>
+          <m:t>δ</m:t>
         </m:r>
         <m:r>
           <m:rPr>
@@ -3547,11 +3547,11 @@
             </m:rPr>
             <m:t>−</m:t>
           </m:r>
-          <m:r>
-            <m:t>​</m:t>
-          </m:r>
           <m:sSup>
             <m:e>
+              <m:r>
+                <m:t>​</m:t>
+              </m:r>
               <m:d>
                 <m:dPr>
                   <m:begChr m:val="("/>
@@ -3587,6 +3587,9 @@
                   </m:r>
                 </m:e>
               </m:d>
+              <m:r>
+                <m:t>​</m:t>
+              </m:r>
             </m:e>
             <m:sup>
               <m:r>
@@ -3594,9 +3597,6 @@
               </m:r>
             </m:sup>
           </m:sSup>
-          <m:r>
-            <m:t>​</m:t>
-          </m:r>
         </m:oMath>
       </m:oMathPara>
     </w:p>
@@ -3757,7 +3757,7 @@
                     <m:t>[</m:t>
                   </m:r>
                   <m:r>
-                    <m:t>e</m:t>
+                    <m:t>δ</m:t>
                   </m:r>
                   <m:r>
                     <m:rPr>
@@ -3991,11 +3991,11 @@
                     </m:rPr>
                     <m:t>+</m:t>
                   </m:r>
-                  <m:r>
-                    <m:t>​</m:t>
-                  </m:r>
                   <m:sSup>
                     <m:e>
+                      <m:r>
+                        <m:t>​</m:t>
+                      </m:r>
                       <m:d>
                         <m:dPr>
                           <m:begChr m:val="("/>
@@ -4031,6 +4031,9 @@
                           </m:r>
                         </m:e>
                       </m:d>
+                      <m:r>
+                        <m:t>​</m:t>
+                      </m:r>
                     </m:e>
                     <m:sup>
                       <m:r>
@@ -4038,9 +4041,6 @@
                       </m:r>
                     </m:sup>
                   </m:sSup>
-                  <m:r>
-                    <m:t>​</m:t>
-                  </m:r>
                 </m:e>
               </m:d>
               <m:r>
@@ -4169,11 +4169,11 @@
                 </m:rPr>
                 <m:t>+</m:t>
               </m:r>
-              <m:r>
-                <m:t>​</m:t>
-              </m:r>
               <m:sSup>
                 <m:e>
+                  <m:r>
+                    <m:t>​</m:t>
+                  </m:r>
                   <m:d>
                     <m:dPr>
                       <m:begChr m:val="("/>
@@ -4209,6 +4209,9 @@
                       </m:r>
                     </m:e>
                   </m:d>
+                  <m:r>
+                    <m:t>​</m:t>
+                  </m:r>
                 </m:e>
                 <m:sup>
                   <m:r>
@@ -4216,9 +4219,6 @@
                   </m:r>
                 </m:sup>
               </m:sSup>
-              <m:r>
-                <m:t>​</m:t>
-              </m:r>
               <m:r>
                 <m:t>&amp;</m:t>
               </m:r>
@@ -4315,11 +4315,11 @@
                 </m:rPr>
                 <m:t>−</m:t>
               </m:r>
-              <m:r>
-                <m:t>​</m:t>
-              </m:r>
               <m:sSup>
                 <m:e>
+                  <m:r>
+                    <m:t>​</m:t>
+                  </m:r>
                   <m:d>
                     <m:dPr>
                       <m:begChr m:val="("/>
@@ -4355,6 +4355,9 @@
                       </m:r>
                     </m:e>
                   </m:d>
+                  <m:r>
+                    <m:t>​</m:t>
+                  </m:r>
                 </m:e>
                 <m:sup>
                   <m:r>
@@ -4362,9 +4365,6 @@
                   </m:r>
                 </m:sup>
               </m:sSup>
-              <m:r>
-                <m:t>​</m:t>
-              </m:r>
               <m:r>
                 <m:t>&amp;</m:t>
               </m:r>
@@ -4644,11 +4644,11 @@
                 </m:rPr>
                 <m:t>−</m:t>
               </m:r>
-              <m:r>
-                <m:t>​</m:t>
-              </m:r>
               <m:sSup>
                 <m:e>
+                  <m:r>
+                    <m:t>​</m:t>
+                  </m:r>
                   <m:d>
                     <m:dPr>
                       <m:begChr m:val="("/>
@@ -4684,6 +4684,9 @@
                       </m:r>
                     </m:e>
                   </m:d>
+                  <m:r>
+                    <m:t>​</m:t>
+                  </m:r>
                 </m:e>
                 <m:sup>
                   <m:r>
@@ -4691,9 +4694,6 @@
                   </m:r>
                 </m:sup>
               </m:sSup>
-              <m:r>
-                <m:t>​</m:t>
-              </m:r>
               <m:r>
                 <m:t>&amp;</m:t>
               </m:r>
@@ -8639,11 +8639,11 @@
                   <m:grow/>
                 </m:dPr>
                 <m:e>
-                  <m:r>
-                    <m:t>​</m:t>
-                  </m:r>
                   <m:sSup>
                     <m:e>
+                      <m:r>
+                        <m:t>​</m:t>
+                      </m:r>
                       <m:d>
                         <m:dPr>
                           <m:begChr m:val="("/>
@@ -8681,6 +8681,9 @@
                           </m:r>
                         </m:e>
                       </m:d>
+                      <m:r>
+                        <m:t>​</m:t>
+                      </m:r>
                     </m:e>
                     <m:sup>
                       <m:r>
@@ -8688,9 +8691,6 @@
                       </m:r>
                     </m:sup>
                   </m:sSup>
-                  <m:r>
-                    <m:t>​</m:t>
-                  </m:r>
                 </m:e>
               </m:d>
               <m:r>
@@ -8719,11 +8719,11 @@
                   <m:grow/>
                 </m:dPr>
                 <m:e>
-                  <m:r>
-                    <m:t>​</m:t>
-                  </m:r>
                   <m:sSup>
                     <m:e>
+                      <m:r>
+                        <m:t>​</m:t>
+                      </m:r>
                       <m:d>
                         <m:dPr>
                           <m:begChr m:val="("/>
@@ -8761,6 +8761,9 @@
                           </m:r>
                         </m:e>
                       </m:d>
+                      <m:r>
+                        <m:t>​</m:t>
+                      </m:r>
                     </m:e>
                     <m:sup>
                       <m:r>
@@ -8768,9 +8771,6 @@
                       </m:r>
                     </m:sup>
                   </m:sSup>
-                  <m:r>
-                    <m:t>​</m:t>
-                  </m:r>
                 </m:e>
               </m:d>
               <m:r>
@@ -9100,11 +9100,11 @@
                   <m:grow/>
                 </m:dPr>
                 <m:e>
-                  <m:r>
-                    <m:t>​</m:t>
-                  </m:r>
                   <m:sSup>
                     <m:e>
+                      <m:r>
+                        <m:t>​</m:t>
+                      </m:r>
                       <m:d>
                         <m:dPr>
                           <m:begChr m:val="("/>
@@ -9142,6 +9142,9 @@
                           </m:r>
                         </m:e>
                       </m:d>
+                      <m:r>
+                        <m:t>​</m:t>
+                      </m:r>
                     </m:e>
                     <m:sup>
                       <m:r>
@@ -9149,9 +9152,6 @@
                       </m:r>
                     </m:sup>
                   </m:sSup>
-                  <m:r>
-                    <m:t>​</m:t>
-                  </m:r>
                 </m:e>
               </m:d>
               <m:r>
@@ -9200,11 +9200,11 @@
                       <m:grow/>
                     </m:dPr>
                     <m:e>
-                      <m:r>
-                        <m:t>​</m:t>
-                      </m:r>
                       <m:sSup>
                         <m:e>
+                          <m:r>
+                            <m:t>​</m:t>
+                          </m:r>
                           <m:d>
                             <m:dPr>
                               <m:begChr m:val="("/>
@@ -9242,6 +9242,9 @@
                               </m:r>
                             </m:e>
                           </m:d>
+                          <m:r>
+                            <m:t>​</m:t>
+                          </m:r>
                         </m:e>
                         <m:sup>
                           <m:r>
@@ -9249,9 +9252,6 @@
                           </m:r>
                         </m:sup>
                       </m:sSup>
-                      <m:r>
-                        <m:t>​</m:t>
-                      </m:r>
                       <m:r>
                         <m:rPr>
                           <m:sty m:val="p"/>
@@ -9554,11 +9554,11 @@
                   <m:grow/>
                 </m:dPr>
                 <m:e>
-                  <m:r>
-                    <m:t>​</m:t>
-                  </m:r>
                   <m:sSup>
                     <m:e>
+                      <m:r>
+                        <m:t>​</m:t>
+                      </m:r>
                       <m:d>
                         <m:dPr>
                           <m:begChr m:val="("/>
@@ -9596,6 +9596,9 @@
                           </m:r>
                         </m:e>
                       </m:d>
+                      <m:r>
+                        <m:t>​</m:t>
+                      </m:r>
                     </m:e>
                     <m:sup>
                       <m:r>
@@ -9603,9 +9606,6 @@
                       </m:r>
                     </m:sup>
                   </m:sSup>
-                  <m:r>
-                    <m:t>​</m:t>
-                  </m:r>
                 </m:e>
               </m:d>
               <m:r>
@@ -9637,11 +9637,11 @@
                   <m:grow/>
                 </m:dPr>
                 <m:e>
-                  <m:r>
-                    <m:t>​</m:t>
-                  </m:r>
                   <m:sSup>
                     <m:e>
+                      <m:r>
+                        <m:t>​</m:t>
+                      </m:r>
                       <m:d>
                         <m:dPr>
                           <m:begChr m:val="("/>
@@ -9716,6 +9716,9 @@
                           </m:r>
                         </m:e>
                       </m:d>
+                      <m:r>
+                        <m:t>​</m:t>
+                      </m:r>
                     </m:e>
                     <m:sup>
                       <m:r>
@@ -9723,9 +9726,6 @@
                       </m:r>
                     </m:sup>
                   </m:sSup>
-                  <m:r>
-                    <m:t>​</m:t>
-                  </m:r>
                 </m:e>
               </m:d>
               <m:r>
@@ -12742,11 +12742,11 @@
               </m:r>
             </m:lim>
           </m:limUpp>
-          <m:r>
-            <m:t>​</m:t>
-          </m:r>
           <m:sSup>
             <m:e>
+              <m:r>
+                <m:t>​</m:t>
+              </m:r>
               <m:d>
                 <m:dPr>
                   <m:begChr m:val="("/>
@@ -12782,6 +12782,9 @@
                   </m:r>
                 </m:e>
               </m:d>
+              <m:r>
+                <m:t>​</m:t>
+              </m:r>
             </m:e>
             <m:sup>
               <m:r>
@@ -12795,9 +12798,6 @@
               </m:r>
             </m:sup>
           </m:sSup>
-          <m:r>
-            <m:t>​</m:t>
-          </m:r>
         </m:oMath>
       </m:oMathPara>
     </w:p>
@@ -13313,16 +13313,16 @@
     </w:p>
     <w:bookmarkEnd w:id="50"/>
     <w:bookmarkEnd w:id="51"/>
-    <w:bookmarkStart w:id="55" w:name="sec-bias-variance-prediction"/>
+    <w:bookmarkStart w:id="58" w:name="sec-best-constant-prediction"/>
     <w:p>
       <w:pPr>
         <w:pStyle w:val="Heading2"/>
       </w:pPr>
       <w:r>
-        <w:t xml:space="preserve">3 Independent noise plus a random variable</w:t>
+        <w:t xml:space="preserve">3 The best constant prediction</w:t>
       </w:r>
     </w:p>
-    <w:bookmarkStart w:id="52" w:name="thm-second-moment-noise-sum"/>
+    <w:bookmarkStart w:id="53" w:name="thm-constant-prediction-decompose"/>
     <w:p>
       <w:pPr>
         <w:pStyle w:val="FirstParagraph"/>
@@ -13332,7 +13332,2695 @@
           <w:b/>
           <w:bCs/>
         </w:rPr>
-        <w:t xml:space="preserve">Theorem 5 (The second moment of independent noise plus a random variable)</w:t>
+        <w:t xml:space="preserve">Theorem 5 (Expected squared error of a constant prediction)</w:t>
+      </w:r>
+      <w:r>
+        <w:t xml:space="preserve"> </w:t>
+      </w:r>
+      <w:r>
+        <w:t xml:space="preserve">Let</w:t>
+      </w:r>
+      <w:r>
+        <w:t xml:space="preserve"> </w:t>
+      </w:r>
+      <m:oMath>
+        <m:r>
+          <m:t>Y</m:t>
+        </m:r>
+      </m:oMath>
+      <w:r>
+        <w:t xml:space="preserve"> </w:t>
+      </w:r>
+      <w:r>
+        <w:t xml:space="preserve">be a random variable with mean</w:t>
+      </w:r>
+      <w:r>
+        <w:t xml:space="preserve"> </w:t>
+      </w:r>
+      <m:oMath>
+        <m:r>
+          <m:t>μ</m:t>
+        </m:r>
+      </m:oMath>
+      <w:r>
+        <w:t xml:space="preserve"> </w:t>
+      </w:r>
+      <w:r>
+        <w:t xml:space="preserve">and finite variance.</w:t>
+      </w:r>
+      <w:r>
+        <w:t xml:space="preserve"> </w:t>
+      </w:r>
+      <w:r>
+        <w:t xml:space="preserve">Then for every number</w:t>
+      </w:r>
+      <w:r>
+        <w:t xml:space="preserve"> </w:t>
+      </w:r>
+      <m:oMath>
+        <m:r>
+          <m:t>c</m:t>
+        </m:r>
+      </m:oMath>
+      <w:r>
+        <w:t xml:space="preserve">,</w:t>
+      </w:r>
+    </w:p>
+    <w:p>
+      <w:pPr>
+        <w:pStyle w:val="BodyText"/>
+      </w:pPr>
+      <w:bookmarkStart w:id="52" w:name="eq-constant-prediction-decompose"/>
+      <m:oMathPara>
+        <m:oMathParaPr>
+          <m:jc m:val="center"/>
+        </m:oMathParaPr>
+        <m:oMath>
+          <m:r>
+            <m:rPr>
+              <m:sty m:val="p"/>
+            </m:rPr>
+            <m:t>E</m:t>
+          </m:r>
+          <m:r>
+            <m:t>​</m:t>
+          </m:r>
+          <m:d>
+            <m:dPr>
+              <m:begChr m:val="["/>
+              <m:sepChr m:val=""/>
+              <m:endChr m:val="]"/>
+              <m:grow/>
+            </m:dPr>
+            <m:e>
+              <m:sSup>
+                <m:e>
+                  <m:r>
+                    <m:t>​</m:t>
+                  </m:r>
+                  <m:d>
+                    <m:dPr>
+                      <m:begChr m:val="("/>
+                      <m:sepChr m:val=""/>
+                      <m:endChr m:val=")"/>
+                      <m:grow/>
+                    </m:dPr>
+                    <m:e>
+                      <m:r>
+                        <m:t>Y</m:t>
+                      </m:r>
+                      <m:r>
+                        <m:rPr>
+                          <m:sty m:val="p"/>
+                        </m:rPr>
+                        <m:t>−</m:t>
+                      </m:r>
+                      <m:r>
+                        <m:t>c</m:t>
+                      </m:r>
+                    </m:e>
+                  </m:d>
+                  <m:r>
+                    <m:t>​</m:t>
+                  </m:r>
+                </m:e>
+                <m:sup>
+                  <m:r>
+                    <m:t>2</m:t>
+                  </m:r>
+                </m:sup>
+              </m:sSup>
+            </m:e>
+          </m:d>
+          <m:r>
+            <m:t>​</m:t>
+          </m:r>
+          <m:r>
+            <m:rPr>
+              <m:sty m:val="p"/>
+            </m:rPr>
+            <m:t>=</m:t>
+          </m:r>
+          <m:r>
+            <m:rPr>
+              <m:sty m:val="p"/>
+            </m:rPr>
+            <m:t>Var</m:t>
+          </m:r>
+          <m:r>
+            <m:t>​</m:t>
+          </m:r>
+          <m:d>
+            <m:dPr>
+              <m:begChr m:val="("/>
+              <m:sepChr m:val=""/>
+              <m:endChr m:val=")"/>
+              <m:grow/>
+            </m:dPr>
+            <m:e>
+              <m:r>
+                <m:t>Y</m:t>
+              </m:r>
+            </m:e>
+          </m:d>
+          <m:r>
+            <m:t>​</m:t>
+          </m:r>
+          <m:r>
+            <m:rPr>
+              <m:sty m:val="p"/>
+            </m:rPr>
+            <m:t>+</m:t>
+          </m:r>
+          <m:sSup>
+            <m:e>
+              <m:r>
+                <m:t>​</m:t>
+              </m:r>
+              <m:d>
+                <m:dPr>
+                  <m:begChr m:val="("/>
+                  <m:sepChr m:val=""/>
+                  <m:endChr m:val=")"/>
+                  <m:grow/>
+                </m:dPr>
+                <m:e>
+                  <m:r>
+                    <m:t>μ</m:t>
+                  </m:r>
+                  <m:r>
+                    <m:rPr>
+                      <m:sty m:val="p"/>
+                    </m:rPr>
+                    <m:t>−</m:t>
+                  </m:r>
+                  <m:r>
+                    <m:t>c</m:t>
+                  </m:r>
+                </m:e>
+              </m:d>
+              <m:r>
+                <m:t>​</m:t>
+              </m:r>
+            </m:e>
+            <m:sup>
+              <m:r>
+                <m:t>2</m:t>
+              </m:r>
+            </m:sup>
+          </m:sSup>
+          <m:r>
+            <m:rPr>
+              <m:sty m:val="p"/>
+            </m:rPr>
+            <m:t>.</m:t>
+          </m:r>
+          <m:r>
+            <m:t>  </m:t>
+          </m:r>
+          <m:r>
+            <m:rPr>
+              <m:sty m:val="p"/>
+            </m:rPr>
+            <m:t>(</m:t>
+          </m:r>
+          <m:r>
+            <m:t>2</m:t>
+          </m:r>
+          <m:r>
+            <m:rPr>
+              <m:sty m:val="p"/>
+            </m:rPr>
+            <m:t>)</m:t>
+          </m:r>
+        </m:oMath>
+      </m:oMathPara>
+      <w:bookmarkEnd w:id="52"/>
+    </w:p>
+    <w:bookmarkEnd w:id="53"/>
+    <w:p>
+      <w:pPr>
+        <w:pStyle w:val="FirstParagraph"/>
+      </w:pPr>
+      <w:r>
+        <w:rPr>
+          <w:i/>
+          <w:iCs/>
+        </w:rPr>
+        <w:t xml:space="preserve">Proof</w:t>
+      </w:r>
+      <w:r>
+        <w:t xml:space="preserve">. </w:t>
+      </w:r>
+      <w:r>
+        <w:t xml:space="preserve">Add and subtract</w:t>
+      </w:r>
+      <w:r>
+        <w:t xml:space="preserve"> </w:t>
+      </w:r>
+      <m:oMath>
+        <m:r>
+          <m:t>μ</m:t>
+        </m:r>
+      </m:oMath>
+      <w:r>
+        <w:t xml:space="preserve"> </w:t>
+      </w:r>
+      <w:r>
+        <w:t xml:space="preserve">inside the square,</w:t>
+      </w:r>
+      <w:r>
+        <w:t xml:space="preserve"> </w:t>
+      </w:r>
+      <w:r>
+        <w:t xml:space="preserve">expand it,</w:t>
+      </w:r>
+      <w:r>
+        <w:t xml:space="preserve"> </w:t>
+      </w:r>
+      <w:r>
+        <w:t xml:space="preserve">and take the expectation term by term:</w:t>
+      </w:r>
+    </w:p>
+    <w:p>
+      <w:pPr>
+        <w:pStyle w:val="BodyText"/>
+      </w:pPr>
+      <m:oMathPara>
+        <m:oMathParaPr>
+          <m:jc m:val="center"/>
+        </m:oMathParaPr>
+        <m:oMath>
+          <m:eqArr>
+            <m:e>
+              <m:r>
+                <m:rPr>
+                  <m:sty m:val="p"/>
+                </m:rPr>
+                <m:t>E</m:t>
+              </m:r>
+              <m:r>
+                <m:t>​</m:t>
+              </m:r>
+              <m:d>
+                <m:dPr>
+                  <m:begChr m:val="["/>
+                  <m:sepChr m:val=""/>
+                  <m:endChr m:val="]"/>
+                  <m:grow/>
+                </m:dPr>
+                <m:e>
+                  <m:sSup>
+                    <m:e>
+                      <m:r>
+                        <m:t>​</m:t>
+                      </m:r>
+                      <m:d>
+                        <m:dPr>
+                          <m:begChr m:val="("/>
+                          <m:sepChr m:val=""/>
+                          <m:endChr m:val=")"/>
+                          <m:grow/>
+                        </m:dPr>
+                        <m:e>
+                          <m:r>
+                            <m:t>Y</m:t>
+                          </m:r>
+                          <m:r>
+                            <m:rPr>
+                              <m:sty m:val="p"/>
+                            </m:rPr>
+                            <m:t>−</m:t>
+                          </m:r>
+                          <m:r>
+                            <m:t>c</m:t>
+                          </m:r>
+                        </m:e>
+                      </m:d>
+                      <m:r>
+                        <m:t>​</m:t>
+                      </m:r>
+                    </m:e>
+                    <m:sup>
+                      <m:r>
+                        <m:t>2</m:t>
+                      </m:r>
+                    </m:sup>
+                  </m:sSup>
+                </m:e>
+              </m:d>
+              <m:r>
+                <m:t>​</m:t>
+              </m:r>
+              <m:r>
+                <m:t>&amp;</m:t>
+              </m:r>
+              <m:r>
+                <m:rPr>
+                  <m:sty m:val="p"/>
+                </m:rPr>
+                <m:t>=</m:t>
+              </m:r>
+              <m:r>
+                <m:rPr>
+                  <m:sty m:val="p"/>
+                </m:rPr>
+                <m:t>E</m:t>
+              </m:r>
+              <m:r>
+                <m:t>​</m:t>
+              </m:r>
+              <m:d>
+                <m:dPr>
+                  <m:begChr m:val="["/>
+                  <m:sepChr m:val=""/>
+                  <m:endChr m:val="]"/>
+                  <m:grow/>
+                </m:dPr>
+                <m:e>
+                  <m:sSup>
+                    <m:e>
+                      <m:r>
+                        <m:t>​</m:t>
+                      </m:r>
+                      <m:d>
+                        <m:dPr>
+                          <m:begChr m:val="("/>
+                          <m:sepChr m:val=""/>
+                          <m:endChr m:val=")"/>
+                          <m:grow/>
+                        </m:dPr>
+                        <m:e>
+                          <m:r>
+                            <m:rPr>
+                              <m:sty m:val="p"/>
+                            </m:rPr>
+                            <m:t>(</m:t>
+                          </m:r>
+                          <m:r>
+                            <m:t>Y</m:t>
+                          </m:r>
+                          <m:r>
+                            <m:rPr>
+                              <m:sty m:val="p"/>
+                            </m:rPr>
+                            <m:t>−</m:t>
+                          </m:r>
+                          <m:r>
+                            <m:t>μ</m:t>
+                          </m:r>
+                          <m:r>
+                            <m:rPr>
+                              <m:sty m:val="p"/>
+                            </m:rPr>
+                            <m:t>)</m:t>
+                          </m:r>
+                          <m:r>
+                            <m:rPr>
+                              <m:sty m:val="p"/>
+                            </m:rPr>
+                            <m:t>+</m:t>
+                          </m:r>
+                          <m:r>
+                            <m:rPr>
+                              <m:sty m:val="p"/>
+                            </m:rPr>
+                            <m:t>(</m:t>
+                          </m:r>
+                          <m:r>
+                            <m:t>μ</m:t>
+                          </m:r>
+                          <m:r>
+                            <m:rPr>
+                              <m:sty m:val="p"/>
+                            </m:rPr>
+                            <m:t>−</m:t>
+                          </m:r>
+                          <m:r>
+                            <m:t>c</m:t>
+                          </m:r>
+                          <m:r>
+                            <m:rPr>
+                              <m:sty m:val="p"/>
+                            </m:rPr>
+                            <m:t>)</m:t>
+                          </m:r>
+                        </m:e>
+                      </m:d>
+                      <m:r>
+                        <m:t>​</m:t>
+                      </m:r>
+                    </m:e>
+                    <m:sup>
+                      <m:r>
+                        <m:t>2</m:t>
+                      </m:r>
+                    </m:sup>
+                  </m:sSup>
+                </m:e>
+              </m:d>
+              <m:r>
+                <m:t>​</m:t>
+              </m:r>
+              <m:r>
+                <m:t>&amp;</m:t>
+              </m:r>
+              <m:r>
+                <m:t>&amp;</m:t>
+              </m:r>
+              <m:r>
+                <m:rPr>
+                  <m:nor/>
+                  <m:sty m:val="p"/>
+                </m:rPr>
+                <m:t>(add and subtract </m:t>
+              </m:r>
+              <m:r>
+                <m:t>μ</m:t>
+              </m:r>
+              <m:r>
+                <m:rPr>
+                  <m:nor/>
+                  <m:sty m:val="p"/>
+                </m:rPr>
+                <m:t>)</m:t>
+              </m:r>
+            </m:e>
+            <m:e>
+              <m:r>
+                <m:t>&amp;</m:t>
+              </m:r>
+              <m:r>
+                <m:rPr>
+                  <m:sty m:val="p"/>
+                </m:rPr>
+                <m:t>=</m:t>
+              </m:r>
+              <m:r>
+                <m:rPr>
+                  <m:sty m:val="p"/>
+                </m:rPr>
+                <m:t>E</m:t>
+              </m:r>
+              <m:r>
+                <m:t>​</m:t>
+              </m:r>
+              <m:d>
+                <m:dPr>
+                  <m:begChr m:val="["/>
+                  <m:sepChr m:val=""/>
+                  <m:endChr m:val="]"/>
+                  <m:grow/>
+                </m:dPr>
+                <m:e>
+                  <m:sSup>
+                    <m:e>
+                      <m:r>
+                        <m:t>​</m:t>
+                      </m:r>
+                      <m:d>
+                        <m:dPr>
+                          <m:begChr m:val="("/>
+                          <m:sepChr m:val=""/>
+                          <m:endChr m:val=")"/>
+                          <m:grow/>
+                        </m:dPr>
+                        <m:e>
+                          <m:r>
+                            <m:t>Y</m:t>
+                          </m:r>
+                          <m:r>
+                            <m:rPr>
+                              <m:sty m:val="p"/>
+                            </m:rPr>
+                            <m:t>−</m:t>
+                          </m:r>
+                          <m:r>
+                            <m:t>μ</m:t>
+                          </m:r>
+                        </m:e>
+                      </m:d>
+                      <m:r>
+                        <m:t>​</m:t>
+                      </m:r>
+                    </m:e>
+                    <m:sup>
+                      <m:r>
+                        <m:t>2</m:t>
+                      </m:r>
+                    </m:sup>
+                  </m:sSup>
+                  <m:r>
+                    <m:rPr>
+                      <m:sty m:val="p"/>
+                    </m:rPr>
+                    <m:t>+</m:t>
+                  </m:r>
+                  <m:r>
+                    <m:t>2</m:t>
+                  </m:r>
+                  <m:r>
+                    <m:rPr>
+                      <m:sty m:val="p"/>
+                    </m:rPr>
+                    <m:t>(</m:t>
+                  </m:r>
+                  <m:r>
+                    <m:t>μ</m:t>
+                  </m:r>
+                  <m:r>
+                    <m:rPr>
+                      <m:sty m:val="p"/>
+                    </m:rPr>
+                    <m:t>−</m:t>
+                  </m:r>
+                  <m:r>
+                    <m:t>c</m:t>
+                  </m:r>
+                  <m:r>
+                    <m:rPr>
+                      <m:sty m:val="p"/>
+                    </m:rPr>
+                    <m:t>)</m:t>
+                  </m:r>
+                  <m:r>
+                    <m:rPr>
+                      <m:sty m:val="p"/>
+                    </m:rPr>
+                    <m:t>(</m:t>
+                  </m:r>
+                  <m:r>
+                    <m:t>Y</m:t>
+                  </m:r>
+                  <m:r>
+                    <m:rPr>
+                      <m:sty m:val="p"/>
+                    </m:rPr>
+                    <m:t>−</m:t>
+                  </m:r>
+                  <m:r>
+                    <m:t>μ</m:t>
+                  </m:r>
+                  <m:r>
+                    <m:rPr>
+                      <m:sty m:val="p"/>
+                    </m:rPr>
+                    <m:t>)</m:t>
+                  </m:r>
+                  <m:r>
+                    <m:rPr>
+                      <m:sty m:val="p"/>
+                    </m:rPr>
+                    <m:t>+</m:t>
+                  </m:r>
+                  <m:sSup>
+                    <m:e>
+                      <m:r>
+                        <m:t>​</m:t>
+                      </m:r>
+                      <m:d>
+                        <m:dPr>
+                          <m:begChr m:val="("/>
+                          <m:sepChr m:val=""/>
+                          <m:endChr m:val=")"/>
+                          <m:grow/>
+                        </m:dPr>
+                        <m:e>
+                          <m:r>
+                            <m:t>μ</m:t>
+                          </m:r>
+                          <m:r>
+                            <m:rPr>
+                              <m:sty m:val="p"/>
+                            </m:rPr>
+                            <m:t>−</m:t>
+                          </m:r>
+                          <m:r>
+                            <m:t>c</m:t>
+                          </m:r>
+                        </m:e>
+                      </m:d>
+                      <m:r>
+                        <m:t>​</m:t>
+                      </m:r>
+                    </m:e>
+                    <m:sup>
+                      <m:r>
+                        <m:t>2</m:t>
+                      </m:r>
+                    </m:sup>
+                  </m:sSup>
+                </m:e>
+              </m:d>
+              <m:r>
+                <m:t>​</m:t>
+              </m:r>
+              <m:r>
+                <m:t>&amp;</m:t>
+              </m:r>
+              <m:r>
+                <m:t>&amp;</m:t>
+              </m:r>
+              <m:r>
+                <m:rPr>
+                  <m:nor/>
+                  <m:sty m:val="p"/>
+                </m:rPr>
+                <m:t>(expand the square of a sum)</m:t>
+              </m:r>
+            </m:e>
+            <m:e>
+              <m:r>
+                <m:t>&amp;</m:t>
+              </m:r>
+              <m:r>
+                <m:rPr>
+                  <m:sty m:val="p"/>
+                </m:rPr>
+                <m:t>=</m:t>
+              </m:r>
+              <m:r>
+                <m:rPr>
+                  <m:sty m:val="p"/>
+                </m:rPr>
+                <m:t>E</m:t>
+              </m:r>
+              <m:r>
+                <m:t>​</m:t>
+              </m:r>
+              <m:d>
+                <m:dPr>
+                  <m:begChr m:val="["/>
+                  <m:sepChr m:val=""/>
+                  <m:endChr m:val="]"/>
+                  <m:grow/>
+                </m:dPr>
+                <m:e>
+                  <m:sSup>
+                    <m:e>
+                      <m:r>
+                        <m:t>​</m:t>
+                      </m:r>
+                      <m:d>
+                        <m:dPr>
+                          <m:begChr m:val="("/>
+                          <m:sepChr m:val=""/>
+                          <m:endChr m:val=")"/>
+                          <m:grow/>
+                        </m:dPr>
+                        <m:e>
+                          <m:r>
+                            <m:t>Y</m:t>
+                          </m:r>
+                          <m:r>
+                            <m:rPr>
+                              <m:sty m:val="p"/>
+                            </m:rPr>
+                            <m:t>−</m:t>
+                          </m:r>
+                          <m:r>
+                            <m:t>μ</m:t>
+                          </m:r>
+                        </m:e>
+                      </m:d>
+                      <m:r>
+                        <m:t>​</m:t>
+                      </m:r>
+                    </m:e>
+                    <m:sup>
+                      <m:r>
+                        <m:t>2</m:t>
+                      </m:r>
+                    </m:sup>
+                  </m:sSup>
+                </m:e>
+              </m:d>
+              <m:r>
+                <m:t>​</m:t>
+              </m:r>
+              <m:r>
+                <m:rPr>
+                  <m:sty m:val="p"/>
+                </m:rPr>
+                <m:t>+</m:t>
+              </m:r>
+              <m:r>
+                <m:t>2</m:t>
+              </m:r>
+              <m:r>
+                <m:rPr>
+                  <m:sty m:val="p"/>
+                </m:rPr>
+                <m:t>(</m:t>
+              </m:r>
+              <m:r>
+                <m:t>μ</m:t>
+              </m:r>
+              <m:r>
+                <m:rPr>
+                  <m:sty m:val="p"/>
+                </m:rPr>
+                <m:t>−</m:t>
+              </m:r>
+              <m:r>
+                <m:t>c</m:t>
+              </m:r>
+              <m:r>
+                <m:rPr>
+                  <m:sty m:val="p"/>
+                </m:rPr>
+                <m:t>)</m:t>
+              </m:r>
+              <m:r>
+                <m:rPr>
+                  <m:sty m:val="p"/>
+                </m:rPr>
+                <m:t>E</m:t>
+              </m:r>
+              <m:r>
+                <m:t>​</m:t>
+              </m:r>
+              <m:d>
+                <m:dPr>
+                  <m:begChr m:val="["/>
+                  <m:sepChr m:val=""/>
+                  <m:endChr m:val="]"/>
+                  <m:grow/>
+                </m:dPr>
+                <m:e>
+                  <m:r>
+                    <m:t>Y</m:t>
+                  </m:r>
+                  <m:r>
+                    <m:rPr>
+                      <m:sty m:val="p"/>
+                    </m:rPr>
+                    <m:t>−</m:t>
+                  </m:r>
+                  <m:r>
+                    <m:t>μ</m:t>
+                  </m:r>
+                </m:e>
+              </m:d>
+              <m:r>
+                <m:t>​</m:t>
+              </m:r>
+              <m:r>
+                <m:rPr>
+                  <m:sty m:val="p"/>
+                </m:rPr>
+                <m:t>+</m:t>
+              </m:r>
+              <m:sSup>
+                <m:e>
+                  <m:r>
+                    <m:t>​</m:t>
+                  </m:r>
+                  <m:d>
+                    <m:dPr>
+                      <m:begChr m:val="("/>
+                      <m:sepChr m:val=""/>
+                      <m:endChr m:val=")"/>
+                      <m:grow/>
+                    </m:dPr>
+                    <m:e>
+                      <m:r>
+                        <m:t>μ</m:t>
+                      </m:r>
+                      <m:r>
+                        <m:rPr>
+                          <m:sty m:val="p"/>
+                        </m:rPr>
+                        <m:t>−</m:t>
+                      </m:r>
+                      <m:r>
+                        <m:t>c</m:t>
+                      </m:r>
+                    </m:e>
+                  </m:d>
+                  <m:r>
+                    <m:t>​</m:t>
+                  </m:r>
+                </m:e>
+                <m:sup>
+                  <m:r>
+                    <m:t>2</m:t>
+                  </m:r>
+                </m:sup>
+              </m:sSup>
+              <m:r>
+                <m:t>&amp;</m:t>
+              </m:r>
+              <m:r>
+                <m:t>&amp;</m:t>
+              </m:r>
+              <m:r>
+                <m:rPr>
+                  <m:nor/>
+                  <m:sty m:val="p"/>
+                </m:rPr>
+                <m:t>(linearity of expectation; </m:t>
+              </m:r>
+              <m:r>
+                <m:t>μ</m:t>
+              </m:r>
+              <m:r>
+                <m:rPr>
+                  <m:nor/>
+                  <m:sty m:val="p"/>
+                </m:rPr>
+                <m:t> and </m:t>
+              </m:r>
+              <m:r>
+                <m:t>c</m:t>
+              </m:r>
+              <m:r>
+                <m:rPr>
+                  <m:nor/>
+                  <m:sty m:val="p"/>
+                </m:rPr>
+                <m:t> are constants)</m:t>
+              </m:r>
+            </m:e>
+            <m:e>
+              <m:r>
+                <m:t>&amp;</m:t>
+              </m:r>
+              <m:r>
+                <m:rPr>
+                  <m:sty m:val="p"/>
+                </m:rPr>
+                <m:t>=</m:t>
+              </m:r>
+              <m:r>
+                <m:rPr>
+                  <m:sty m:val="p"/>
+                </m:rPr>
+                <m:t>Var</m:t>
+              </m:r>
+              <m:r>
+                <m:t>​</m:t>
+              </m:r>
+              <m:d>
+                <m:dPr>
+                  <m:begChr m:val="("/>
+                  <m:sepChr m:val=""/>
+                  <m:endChr m:val=")"/>
+                  <m:grow/>
+                </m:dPr>
+                <m:e>
+                  <m:r>
+                    <m:t>Y</m:t>
+                  </m:r>
+                </m:e>
+              </m:d>
+              <m:r>
+                <m:t>​</m:t>
+              </m:r>
+              <m:r>
+                <m:rPr>
+                  <m:sty m:val="p"/>
+                </m:rPr>
+                <m:t>+</m:t>
+              </m:r>
+              <m:r>
+                <m:t>2</m:t>
+              </m:r>
+              <m:r>
+                <m:rPr>
+                  <m:sty m:val="p"/>
+                </m:rPr>
+                <m:t>(</m:t>
+              </m:r>
+              <m:r>
+                <m:t>μ</m:t>
+              </m:r>
+              <m:r>
+                <m:rPr>
+                  <m:sty m:val="p"/>
+                </m:rPr>
+                <m:t>−</m:t>
+              </m:r>
+              <m:r>
+                <m:t>c</m:t>
+              </m:r>
+              <m:r>
+                <m:rPr>
+                  <m:sty m:val="p"/>
+                </m:rPr>
+                <m:t>)</m:t>
+              </m:r>
+              <m:r>
+                <m:rPr>
+                  <m:sty m:val="p"/>
+                </m:rPr>
+                <m:t>E</m:t>
+              </m:r>
+              <m:r>
+                <m:t>​</m:t>
+              </m:r>
+              <m:d>
+                <m:dPr>
+                  <m:begChr m:val="["/>
+                  <m:sepChr m:val=""/>
+                  <m:endChr m:val="]"/>
+                  <m:grow/>
+                </m:dPr>
+                <m:e>
+                  <m:r>
+                    <m:t>Y</m:t>
+                  </m:r>
+                  <m:r>
+                    <m:rPr>
+                      <m:sty m:val="p"/>
+                    </m:rPr>
+                    <m:t>−</m:t>
+                  </m:r>
+                  <m:r>
+                    <m:t>μ</m:t>
+                  </m:r>
+                </m:e>
+              </m:d>
+              <m:r>
+                <m:t>​</m:t>
+              </m:r>
+              <m:r>
+                <m:rPr>
+                  <m:sty m:val="p"/>
+                </m:rPr>
+                <m:t>+</m:t>
+              </m:r>
+              <m:sSup>
+                <m:e>
+                  <m:r>
+                    <m:t>​</m:t>
+                  </m:r>
+                  <m:d>
+                    <m:dPr>
+                      <m:begChr m:val="("/>
+                      <m:sepChr m:val=""/>
+                      <m:endChr m:val=")"/>
+                      <m:grow/>
+                    </m:dPr>
+                    <m:e>
+                      <m:r>
+                        <m:t>μ</m:t>
+                      </m:r>
+                      <m:r>
+                        <m:rPr>
+                          <m:sty m:val="p"/>
+                        </m:rPr>
+                        <m:t>−</m:t>
+                      </m:r>
+                      <m:r>
+                        <m:t>c</m:t>
+                      </m:r>
+                    </m:e>
+                  </m:d>
+                  <m:r>
+                    <m:t>​</m:t>
+                  </m:r>
+                </m:e>
+                <m:sup>
+                  <m:r>
+                    <m:t>2</m:t>
+                  </m:r>
+                </m:sup>
+              </m:sSup>
+              <m:r>
+                <m:t>&amp;</m:t>
+              </m:r>
+              <m:r>
+                <m:t>&amp;</m:t>
+              </m:r>
+              <m:r>
+                <m:rPr>
+                  <m:nor/>
+                  <m:sty m:val="p"/>
+                </m:rPr>
+                <m:t>(variance as expected squared deviation)</m:t>
+              </m:r>
+            </m:e>
+            <m:e>
+              <m:r>
+                <m:t>&amp;</m:t>
+              </m:r>
+              <m:r>
+                <m:rPr>
+                  <m:sty m:val="p"/>
+                </m:rPr>
+                <m:t>=</m:t>
+              </m:r>
+              <m:r>
+                <m:rPr>
+                  <m:sty m:val="p"/>
+                </m:rPr>
+                <m:t>Var</m:t>
+              </m:r>
+              <m:r>
+                <m:t>​</m:t>
+              </m:r>
+              <m:d>
+                <m:dPr>
+                  <m:begChr m:val="("/>
+                  <m:sepChr m:val=""/>
+                  <m:endChr m:val=")"/>
+                  <m:grow/>
+                </m:dPr>
+                <m:e>
+                  <m:r>
+                    <m:t>Y</m:t>
+                  </m:r>
+                </m:e>
+              </m:d>
+              <m:r>
+                <m:t>​</m:t>
+              </m:r>
+              <m:r>
+                <m:rPr>
+                  <m:sty m:val="p"/>
+                </m:rPr>
+                <m:t>+</m:t>
+              </m:r>
+              <m:r>
+                <m:t>2</m:t>
+              </m:r>
+              <m:r>
+                <m:rPr>
+                  <m:sty m:val="p"/>
+                </m:rPr>
+                <m:t>(</m:t>
+              </m:r>
+              <m:r>
+                <m:t>μ</m:t>
+              </m:r>
+              <m:r>
+                <m:rPr>
+                  <m:sty m:val="p"/>
+                </m:rPr>
+                <m:t>−</m:t>
+              </m:r>
+              <m:r>
+                <m:t>c</m:t>
+              </m:r>
+              <m:r>
+                <m:rPr>
+                  <m:sty m:val="p"/>
+                </m:rPr>
+                <m:t>)</m:t>
+              </m:r>
+              <m:r>
+                <m:rPr>
+                  <m:sty m:val="p"/>
+                </m:rPr>
+                <m:t>⋅</m:t>
+              </m:r>
+              <m:r>
+                <m:t>0</m:t>
+              </m:r>
+              <m:r>
+                <m:rPr>
+                  <m:sty m:val="p"/>
+                </m:rPr>
+                <m:t>+</m:t>
+              </m:r>
+              <m:sSup>
+                <m:e>
+                  <m:r>
+                    <m:t>​</m:t>
+                  </m:r>
+                  <m:d>
+                    <m:dPr>
+                      <m:begChr m:val="("/>
+                      <m:sepChr m:val=""/>
+                      <m:endChr m:val=")"/>
+                      <m:grow/>
+                    </m:dPr>
+                    <m:e>
+                      <m:r>
+                        <m:t>μ</m:t>
+                      </m:r>
+                      <m:r>
+                        <m:rPr>
+                          <m:sty m:val="p"/>
+                        </m:rPr>
+                        <m:t>−</m:t>
+                      </m:r>
+                      <m:r>
+                        <m:t>c</m:t>
+                      </m:r>
+                    </m:e>
+                  </m:d>
+                  <m:r>
+                    <m:t>​</m:t>
+                  </m:r>
+                </m:e>
+                <m:sup>
+                  <m:r>
+                    <m:t>2</m:t>
+                  </m:r>
+                </m:sup>
+              </m:sSup>
+              <m:r>
+                <m:t>&amp;</m:t>
+              </m:r>
+              <m:r>
+                <m:t>&amp;</m:t>
+              </m:r>
+              <m:r>
+                <m:rPr>
+                  <m:nor/>
+                  <m:sty m:val="p"/>
+                </m:rPr>
+                <m:t>(</m:t>
+              </m:r>
+              <m:r>
+                <m:rPr>
+                  <m:sty m:val="p"/>
+                </m:rPr>
+                <m:t>E</m:t>
+              </m:r>
+              <m:r>
+                <m:t>​</m:t>
+              </m:r>
+              <m:d>
+                <m:dPr>
+                  <m:begChr m:val="["/>
+                  <m:sepChr m:val=""/>
+                  <m:endChr m:val="]"/>
+                  <m:grow/>
+                </m:dPr>
+                <m:e>
+                  <m:r>
+                    <m:t>Y</m:t>
+                  </m:r>
+                  <m:r>
+                    <m:rPr>
+                      <m:sty m:val="p"/>
+                    </m:rPr>
+                    <m:t>−</m:t>
+                  </m:r>
+                  <m:r>
+                    <m:t>μ</m:t>
+                  </m:r>
+                </m:e>
+              </m:d>
+              <m:r>
+                <m:t>​</m:t>
+              </m:r>
+              <m:r>
+                <m:rPr>
+                  <m:sty m:val="p"/>
+                </m:rPr>
+                <m:t>=</m:t>
+              </m:r>
+              <m:r>
+                <m:rPr>
+                  <m:sty m:val="p"/>
+                </m:rPr>
+                <m:t>E</m:t>
+              </m:r>
+              <m:r>
+                <m:t>​</m:t>
+              </m:r>
+              <m:d>
+                <m:dPr>
+                  <m:begChr m:val="["/>
+                  <m:sepChr m:val=""/>
+                  <m:endChr m:val="]"/>
+                  <m:grow/>
+                </m:dPr>
+                <m:e>
+                  <m:r>
+                    <m:t>Y</m:t>
+                  </m:r>
+                </m:e>
+              </m:d>
+              <m:r>
+                <m:t>​</m:t>
+              </m:r>
+              <m:r>
+                <m:rPr>
+                  <m:sty m:val="p"/>
+                </m:rPr>
+                <m:t>−</m:t>
+              </m:r>
+              <m:r>
+                <m:t>μ</m:t>
+              </m:r>
+              <m:r>
+                <m:rPr>
+                  <m:sty m:val="p"/>
+                </m:rPr>
+                <m:t>=</m:t>
+              </m:r>
+              <m:r>
+                <m:t>0</m:t>
+              </m:r>
+              <m:r>
+                <m:rPr>
+                  <m:nor/>
+                  <m:sty m:val="p"/>
+                </m:rPr>
+                <m:t>)</m:t>
+              </m:r>
+            </m:e>
+            <m:e>
+              <m:r>
+                <m:t>&amp;</m:t>
+              </m:r>
+              <m:r>
+                <m:rPr>
+                  <m:sty m:val="p"/>
+                </m:rPr>
+                <m:t>=</m:t>
+              </m:r>
+              <m:r>
+                <m:rPr>
+                  <m:sty m:val="p"/>
+                </m:rPr>
+                <m:t>Var</m:t>
+              </m:r>
+              <m:r>
+                <m:t>​</m:t>
+              </m:r>
+              <m:d>
+                <m:dPr>
+                  <m:begChr m:val="("/>
+                  <m:sepChr m:val=""/>
+                  <m:endChr m:val=")"/>
+                  <m:grow/>
+                </m:dPr>
+                <m:e>
+                  <m:r>
+                    <m:t>Y</m:t>
+                  </m:r>
+                </m:e>
+              </m:d>
+              <m:r>
+                <m:t>​</m:t>
+              </m:r>
+              <m:r>
+                <m:rPr>
+                  <m:sty m:val="p"/>
+                </m:rPr>
+                <m:t>+</m:t>
+              </m:r>
+              <m:sSup>
+                <m:e>
+                  <m:r>
+                    <m:t>​</m:t>
+                  </m:r>
+                  <m:d>
+                    <m:dPr>
+                      <m:begChr m:val="("/>
+                      <m:sepChr m:val=""/>
+                      <m:endChr m:val=")"/>
+                      <m:grow/>
+                    </m:dPr>
+                    <m:e>
+                      <m:r>
+                        <m:t>μ</m:t>
+                      </m:r>
+                      <m:r>
+                        <m:rPr>
+                          <m:sty m:val="p"/>
+                        </m:rPr>
+                        <m:t>−</m:t>
+                      </m:r>
+                      <m:r>
+                        <m:t>c</m:t>
+                      </m:r>
+                    </m:e>
+                  </m:d>
+                  <m:r>
+                    <m:t>​</m:t>
+                  </m:r>
+                </m:e>
+                <m:sup>
+                  <m:r>
+                    <m:t>2</m:t>
+                  </m:r>
+                </m:sup>
+              </m:sSup>
+              <m:r>
+                <m:t>&amp;</m:t>
+              </m:r>
+              <m:r>
+                <m:t>&amp;</m:t>
+              </m:r>
+              <m:r>
+                <m:rPr>
+                  <m:nor/>
+                  <m:sty m:val="p"/>
+                </m:rPr>
+                <m:t>(zero times a number)</m:t>
+              </m:r>
+            </m:e>
+          </m:eqArr>
+        </m:oMath>
+      </m:oMathPara>
+    </w:p>
+    <w:bookmarkStart w:id="55" w:name="cor-best-constant"/>
+    <w:p>
+      <w:pPr>
+        <w:pStyle w:val="FirstParagraph"/>
+      </w:pPr>
+      <w:r>
+        <w:rPr>
+          <w:b/>
+          <w:bCs/>
+        </w:rPr>
+        <w:t xml:space="preserve">Corollary 1 (The mean is the best constant prediction under squared error)</w:t>
+      </w:r>
+      <w:r>
+        <w:t xml:space="preserve"> </w:t>
+      </w:r>
+      <w:r>
+        <w:t xml:space="preserve">Under the assumptions of</w:t>
+      </w:r>
+      <w:r>
+        <w:t xml:space="preserve"> </w:t>
+      </w:r>
+      <w:hyperlink w:anchor="thm-constant-prediction-decompose">
+        <w:r>
+          <w:rPr>
+            <w:rStyle w:val="Hyperlink"/>
+          </w:rPr>
+          <w:t xml:space="preserve">Theorem 5</w:t>
+        </w:r>
+      </w:hyperlink>
+      <w:r>
+        <w:t xml:space="preserve">,</w:t>
+      </w:r>
+    </w:p>
+    <w:p>
+      <w:pPr>
+        <w:pStyle w:val="BodyText"/>
+      </w:pPr>
+      <m:oMathPara>
+        <m:oMathParaPr>
+          <m:jc m:val="center"/>
+        </m:oMathParaPr>
+        <m:oMath>
+          <m:r>
+            <m:rPr>
+              <m:sty m:val="p"/>
+            </m:rPr>
+            <m:t>arg</m:t>
+          </m:r>
+          <m:limLow>
+            <m:e>
+              <m:r>
+                <m:rPr>
+                  <m:sty m:val="p"/>
+                </m:rPr>
+                <m:t>min</m:t>
+              </m:r>
+            </m:e>
+            <m:lim>
+              <m:r>
+                <m:t>c</m:t>
+              </m:r>
+              <m:r>
+                <m:rPr>
+                  <m:sty m:val="p"/>
+                </m:rPr>
+                <m:t>∈</m:t>
+              </m:r>
+              <m:r>
+                <m:rPr>
+                  <m:scr m:val="double-struck"/>
+                  <m:sty m:val="p"/>
+                </m:rPr>
+                <m:t>R</m:t>
+              </m:r>
+            </m:lim>
+          </m:limLow>
+          <m:r>
+            <m:rPr>
+              <m:sty m:val="p"/>
+            </m:rPr>
+            <m:t>E</m:t>
+          </m:r>
+          <m:r>
+            <m:t>​</m:t>
+          </m:r>
+          <m:d>
+            <m:dPr>
+              <m:begChr m:val="["/>
+              <m:sepChr m:val=""/>
+              <m:endChr m:val="]"/>
+              <m:grow/>
+            </m:dPr>
+            <m:e>
+              <m:sSup>
+                <m:e>
+                  <m:r>
+                    <m:t>​</m:t>
+                  </m:r>
+                  <m:d>
+                    <m:dPr>
+                      <m:begChr m:val="("/>
+                      <m:sepChr m:val=""/>
+                      <m:endChr m:val=")"/>
+                      <m:grow/>
+                    </m:dPr>
+                    <m:e>
+                      <m:r>
+                        <m:t>Y</m:t>
+                      </m:r>
+                      <m:r>
+                        <m:rPr>
+                          <m:sty m:val="p"/>
+                        </m:rPr>
+                        <m:t>−</m:t>
+                      </m:r>
+                      <m:r>
+                        <m:t>c</m:t>
+                      </m:r>
+                    </m:e>
+                  </m:d>
+                  <m:r>
+                    <m:t>​</m:t>
+                  </m:r>
+                </m:e>
+                <m:sup>
+                  <m:r>
+                    <m:t>2</m:t>
+                  </m:r>
+                </m:sup>
+              </m:sSup>
+            </m:e>
+          </m:d>
+          <m:r>
+            <m:t>​</m:t>
+          </m:r>
+          <m:r>
+            <m:rPr>
+              <m:sty m:val="p"/>
+            </m:rPr>
+            <m:t>=</m:t>
+          </m:r>
+          <m:r>
+            <m:t>​</m:t>
+          </m:r>
+          <m:d>
+            <m:dPr>
+              <m:begChr m:val="{"/>
+              <m:sepChr m:val=""/>
+              <m:endChr m:val="}"/>
+              <m:grow/>
+            </m:dPr>
+            <m:e>
+              <m:r>
+                <m:t>μ</m:t>
+              </m:r>
+            </m:e>
+          </m:d>
+          <m:r>
+            <m:t>​</m:t>
+          </m:r>
+          <m:r>
+            <m:t> </m:t>
+          </m:r>
+          <m:r>
+            <m:rPr>
+              <m:nor/>
+              <m:sty m:val="p"/>
+            </m:rPr>
+            <m:t>and</m:t>
+          </m:r>
+          <m:r>
+            <m:t> </m:t>
+          </m:r>
+          <m:limLow>
+            <m:e>
+              <m:r>
+                <m:rPr>
+                  <m:sty m:val="p"/>
+                </m:rPr>
+                <m:t>min</m:t>
+              </m:r>
+            </m:e>
+            <m:lim>
+              <m:r>
+                <m:t>c</m:t>
+              </m:r>
+              <m:r>
+                <m:rPr>
+                  <m:sty m:val="p"/>
+                </m:rPr>
+                <m:t>∈</m:t>
+              </m:r>
+              <m:r>
+                <m:rPr>
+                  <m:scr m:val="double-struck"/>
+                  <m:sty m:val="p"/>
+                </m:rPr>
+                <m:t>R</m:t>
+              </m:r>
+            </m:lim>
+          </m:limLow>
+          <m:r>
+            <m:rPr>
+              <m:sty m:val="p"/>
+            </m:rPr>
+            <m:t>E</m:t>
+          </m:r>
+          <m:r>
+            <m:t>​</m:t>
+          </m:r>
+          <m:d>
+            <m:dPr>
+              <m:begChr m:val="["/>
+              <m:sepChr m:val=""/>
+              <m:endChr m:val="]"/>
+              <m:grow/>
+            </m:dPr>
+            <m:e>
+              <m:sSup>
+                <m:e>
+                  <m:r>
+                    <m:t>​</m:t>
+                  </m:r>
+                  <m:d>
+                    <m:dPr>
+                      <m:begChr m:val="("/>
+                      <m:sepChr m:val=""/>
+                      <m:endChr m:val=")"/>
+                      <m:grow/>
+                    </m:dPr>
+                    <m:e>
+                      <m:r>
+                        <m:t>Y</m:t>
+                      </m:r>
+                      <m:r>
+                        <m:rPr>
+                          <m:sty m:val="p"/>
+                        </m:rPr>
+                        <m:t>−</m:t>
+                      </m:r>
+                      <m:r>
+                        <m:t>c</m:t>
+                      </m:r>
+                    </m:e>
+                  </m:d>
+                  <m:r>
+                    <m:t>​</m:t>
+                  </m:r>
+                </m:e>
+                <m:sup>
+                  <m:r>
+                    <m:t>2</m:t>
+                  </m:r>
+                </m:sup>
+              </m:sSup>
+            </m:e>
+          </m:d>
+          <m:r>
+            <m:t>​</m:t>
+          </m:r>
+          <m:r>
+            <m:rPr>
+              <m:sty m:val="p"/>
+            </m:rPr>
+            <m:t>=</m:t>
+          </m:r>
+          <m:r>
+            <m:rPr>
+              <m:sty m:val="p"/>
+            </m:rPr>
+            <m:t>Var</m:t>
+          </m:r>
+          <m:r>
+            <m:t>​</m:t>
+          </m:r>
+          <m:d>
+            <m:dPr>
+              <m:begChr m:val="("/>
+              <m:sepChr m:val=""/>
+              <m:endChr m:val=")"/>
+              <m:grow/>
+            </m:dPr>
+            <m:e>
+              <m:r>
+                <m:t>Y</m:t>
+              </m:r>
+            </m:e>
+          </m:d>
+          <m:r>
+            <m:t>​</m:t>
+          </m:r>
+          <m:r>
+            <m:rPr>
+              <m:sty m:val="p"/>
+            </m:rPr>
+            <m:t>,</m:t>
+          </m:r>
+        </m:oMath>
+      </m:oMathPara>
+    </w:p>
+    <w:p>
+      <w:pPr>
+        <w:pStyle w:val="FirstParagraph"/>
+      </w:pPr>
+      <w:r>
+        <w:t xml:space="preserve">where</w:t>
+      </w:r>
+      <w:r>
+        <w:t xml:space="preserve"> </w:t>
+      </w:r>
+      <m:oMath>
+        <m:r>
+          <m:rPr>
+            <m:sty m:val="p"/>
+          </m:rPr>
+          <m:t>arg</m:t>
+        </m:r>
+        <m:r>
+          <m:rPr>
+            <m:sty m:val="p"/>
+          </m:rPr>
+          <m:t>min</m:t>
+        </m:r>
+      </m:oMath>
+      <w:r>
+        <w:t xml:space="preserve"> </w:t>
+      </w:r>
+      <w:r>
+        <w:t xml:space="preserve">is the</w:t>
+      </w:r>
+      <w:r>
+        <w:t xml:space="preserve"> </w:t>
+      </w:r>
+      <w:hyperlink r:id="rId54">
+        <w:r>
+          <w:rPr>
+            <w:rStyle w:val="Hyperlink"/>
+          </w:rPr>
+          <w:t xml:space="preserve">set of minimizers</w:t>
+        </w:r>
+      </w:hyperlink>
+      <w:r>
+        <w:t xml:space="preserve">.</w:t>
+      </w:r>
+    </w:p>
+    <w:bookmarkEnd w:id="55"/>
+    <w:p>
+      <w:pPr>
+        <w:pStyle w:val="BodyText"/>
+      </w:pPr>
+      <w:r>
+        <w:rPr>
+          <w:i/>
+          <w:iCs/>
+        </w:rPr>
+        <w:t xml:space="preserve">Proof</w:t>
+      </w:r>
+      <w:r>
+        <w:t xml:space="preserve">. </w:t>
+      </w:r>
+      <w:r>
+        <w:t xml:space="preserve">In</w:t>
+      </w:r>
+      <w:r>
+        <w:t xml:space="preserve"> </w:t>
+      </w:r>
+      <w:hyperlink w:anchor="eq-constant-prediction-decompose">
+        <w:r>
+          <w:rPr>
+            <w:rStyle w:val="Hyperlink"/>
+          </w:rPr>
+          <w:t xml:space="preserve">Equation 2</w:t>
+        </w:r>
+      </w:hyperlink>
+      <w:r>
+        <w:t xml:space="preserve"> </w:t>
+      </w:r>
+      <w:r>
+        <w:t xml:space="preserve">the first term,</w:t>
+      </w:r>
+      <w:r>
+        <w:t xml:space="preserve"> </w:t>
+      </w:r>
+      <m:oMath>
+        <m:r>
+          <m:rPr>
+            <m:sty m:val="p"/>
+          </m:rPr>
+          <m:t>Var</m:t>
+        </m:r>
+        <m:r>
+          <m:t>​</m:t>
+        </m:r>
+        <m:d>
+          <m:dPr>
+            <m:begChr m:val="("/>
+            <m:sepChr m:val=""/>
+            <m:endChr m:val=")"/>
+            <m:grow/>
+          </m:dPr>
+          <m:e>
+            <m:r>
+              <m:t>Y</m:t>
+            </m:r>
+          </m:e>
+        </m:d>
+        <m:r>
+          <m:t>​</m:t>
+        </m:r>
+      </m:oMath>
+      <w:r>
+        <w:t xml:space="preserve">, does not depend on</w:t>
+      </w:r>
+      <w:r>
+        <w:t xml:space="preserve"> </w:t>
+      </w:r>
+      <m:oMath>
+        <m:r>
+          <m:t>c</m:t>
+        </m:r>
+      </m:oMath>
+      <w:r>
+        <w:t xml:space="preserve">.</w:t>
+      </w:r>
+      <w:r>
+        <w:t xml:space="preserve"> </w:t>
+      </w:r>
+      <w:r>
+        <w:t xml:space="preserve">The second term,</w:t>
+      </w:r>
+      <w:r>
+        <w:t xml:space="preserve"> </w:t>
+      </w:r>
+      <m:oMath>
+        <m:sSup>
+          <m:e>
+            <m:r>
+              <m:t>​</m:t>
+            </m:r>
+            <m:d>
+              <m:dPr>
+                <m:begChr m:val="("/>
+                <m:sepChr m:val=""/>
+                <m:endChr m:val=")"/>
+                <m:grow/>
+              </m:dPr>
+              <m:e>
+                <m:r>
+                  <m:t>μ</m:t>
+                </m:r>
+                <m:r>
+                  <m:rPr>
+                    <m:sty m:val="p"/>
+                  </m:rPr>
+                  <m:t>−</m:t>
+                </m:r>
+                <m:r>
+                  <m:t>c</m:t>
+                </m:r>
+              </m:e>
+            </m:d>
+            <m:r>
+              <m:t>​</m:t>
+            </m:r>
+          </m:e>
+          <m:sup>
+            <m:r>
+              <m:t>2</m:t>
+            </m:r>
+          </m:sup>
+        </m:sSup>
+      </m:oMath>
+      <w:r>
+        <w:t xml:space="preserve">, is a square, so it is never negative,</w:t>
+      </w:r>
+      <w:r>
+        <w:t xml:space="preserve"> </w:t>
+      </w:r>
+      <w:r>
+        <w:t xml:space="preserve">and it is zero exactly when</w:t>
+      </w:r>
+      <w:r>
+        <w:t xml:space="preserve"> </w:t>
+      </w:r>
+      <m:oMath>
+        <m:r>
+          <m:t>c</m:t>
+        </m:r>
+        <m:r>
+          <m:rPr>
+            <m:sty m:val="p"/>
+          </m:rPr>
+          <m:t>=</m:t>
+        </m:r>
+        <m:r>
+          <m:t>μ</m:t>
+        </m:r>
+      </m:oMath>
+      <w:r>
+        <w:t xml:space="preserve">.</w:t>
+      </w:r>
+      <w:r>
+        <w:t xml:space="preserve"> </w:t>
+      </w:r>
+      <w:r>
+        <w:t xml:space="preserve">So</w:t>
+      </w:r>
+      <w:r>
+        <w:t xml:space="preserve"> </w:t>
+      </w:r>
+      <m:oMath>
+        <m:r>
+          <m:t>c</m:t>
+        </m:r>
+        <m:r>
+          <m:rPr>
+            <m:sty m:val="p"/>
+          </m:rPr>
+          <m:t>=</m:t>
+        </m:r>
+        <m:r>
+          <m:t>μ</m:t>
+        </m:r>
+      </m:oMath>
+      <w:r>
+        <w:t xml:space="preserve"> </w:t>
+      </w:r>
+      <w:r>
+        <w:t xml:space="preserve">minimizes the expected squared error and no other number does,</w:t>
+      </w:r>
+      <w:r>
+        <w:t xml:space="preserve"> </w:t>
+      </w:r>
+      <w:r>
+        <w:t xml:space="preserve">and at</w:t>
+      </w:r>
+      <w:r>
+        <w:t xml:space="preserve"> </w:t>
+      </w:r>
+      <m:oMath>
+        <m:r>
+          <m:t>c</m:t>
+        </m:r>
+        <m:r>
+          <m:rPr>
+            <m:sty m:val="p"/>
+          </m:rPr>
+          <m:t>=</m:t>
+        </m:r>
+        <m:r>
+          <m:t>μ</m:t>
+        </m:r>
+      </m:oMath>
+      <w:r>
+        <w:t xml:space="preserve"> </w:t>
+      </w:r>
+      <w:r>
+        <w:t xml:space="preserve">the expected squared error is</w:t>
+      </w:r>
+      <w:r>
+        <w:t xml:space="preserve"> </w:t>
+      </w:r>
+      <m:oMath>
+        <m:r>
+          <m:rPr>
+            <m:sty m:val="p"/>
+          </m:rPr>
+          <m:t>Var</m:t>
+        </m:r>
+        <m:r>
+          <m:t>​</m:t>
+        </m:r>
+        <m:d>
+          <m:dPr>
+            <m:begChr m:val="("/>
+            <m:sepChr m:val=""/>
+            <m:endChr m:val=")"/>
+            <m:grow/>
+          </m:dPr>
+          <m:e>
+            <m:r>
+              <m:t>Y</m:t>
+            </m:r>
+          </m:e>
+        </m:d>
+        <m:r>
+          <m:t>​</m:t>
+        </m:r>
+      </m:oMath>
+      <w:r>
+        <w:t xml:space="preserve">.</w:t>
+      </w:r>
+    </w:p>
+    <w:bookmarkStart w:id="57" w:name="exm-best-constant-auto"/>
+    <w:p>
+      <w:pPr>
+        <w:pStyle w:val="BodyText"/>
+      </w:pPr>
+      <w:r>
+        <w:rPr>
+          <w:b/>
+          <w:bCs/>
+        </w:rPr>
+        <w:t xml:space="preserve">Example 9 (The best constant prediction of fuel economy)</w:t>
+      </w:r>
+      <w:r>
+        <w:t xml:space="preserve"> </w:t>
+      </w:r>
+      <w:r>
+        <w:t xml:space="preserve">Take the 392 cars in the Auto data</w:t>
+      </w:r>
+      <w:r>
+        <w:t xml:space="preserve"> </w:t>
+      </w:r>
+      <w:hyperlink r:id="rId56">
+        <w:r>
+          <w:rPr>
+            <w:rStyle w:val="Hyperlink"/>
+          </w:rPr>
+          <w:t xml:space="preserve">described on the limit theorems page</w:t>
+        </w:r>
+      </w:hyperlink>
+      <w:r>
+        <w:t xml:space="preserve"> </w:t>
+      </w:r>
+      <w:r>
+        <w:t xml:space="preserve">as the whole population,</w:t>
+      </w:r>
+      <w:r>
+        <w:t xml:space="preserve"> </w:t>
+      </w:r>
+      <w:r>
+        <w:t xml:space="preserve">and predict the fuel economy (</w:t>
+      </w:r>
+      <w:r>
+        <w:rPr>
+          <w:rStyle w:val="VerbatimChar"/>
+        </w:rPr>
+        <w:t xml:space="preserve">mpg</w:t>
+      </w:r>
+      <w:r>
+        <w:t xml:space="preserve">) of a car drawn at random with one number</w:t>
+      </w:r>
+      <w:r>
+        <w:t xml:space="preserve"> </w:t>
+      </w:r>
+      <m:oMath>
+        <m:r>
+          <m:t>c</m:t>
+        </m:r>
+      </m:oMath>
+      <w:r>
+        <w:t xml:space="preserve">.</w:t>
+      </w:r>
+      <w:r>
+        <w:t xml:space="preserve"> </w:t>
+      </w:r>
+      <w:r>
+        <w:t xml:space="preserve">The code below computes the expected squared error of three constants,</w:t>
+      </w:r>
+      <w:r>
+        <w:t xml:space="preserve"> </w:t>
+      </w:r>
+      <w:r>
+        <w:t xml:space="preserve">and sets each beside the right side of</w:t>
+      </w:r>
+      <w:r>
+        <w:t xml:space="preserve"> </w:t>
+      </w:r>
+      <w:hyperlink w:anchor="eq-constant-prediction-decompose">
+        <w:r>
+          <w:rPr>
+            <w:rStyle w:val="Hyperlink"/>
+          </w:rPr>
+          <w:t xml:space="preserve">Equation 2</w:t>
+        </w:r>
+      </w:hyperlink>
+      <w:r>
+        <w:t xml:space="preserve">.</w:t>
+      </w:r>
+    </w:p>
+    <w:p>
+      <w:pPr>
+        <w:pStyle w:val="SourceCode"/>
+      </w:pPr>
+      <w:r>
+        <w:rPr>
+          <w:rStyle w:val="NormalTok"/>
+        </w:rPr>
+        <w:t xml:space="preserve">mpg </w:t>
+      </w:r>
+      <w:r>
+        <w:rPr>
+          <w:rStyle w:val="OtherTok"/>
+        </w:rPr>
+        <w:t xml:space="preserve">&lt;-</w:t>
+      </w:r>
+      <w:r>
+        <w:rPr>
+          <w:rStyle w:val="NormalTok"/>
+        </w:rPr>
+        <w:t xml:space="preserve"> </w:t>
+      </w:r>
+      <w:r>
+        <w:rPr>
+          <w:rStyle w:val="FunctionTok"/>
+        </w:rPr>
+        <w:t xml:space="preserve">read.csv</w:t>
+      </w:r>
+      <w:r>
+        <w:rPr>
+          <w:rStyle w:val="NormalTok"/>
+        </w:rPr>
+        <w:t xml:space="preserve">(</w:t>
+      </w:r>
+      <w:r>
+        <w:rPr>
+          <w:rStyle w:val="StringTok"/>
+        </w:rPr>
+        <w:t xml:space="preserve">"data/auto.csv"</w:t>
+      </w:r>
+      <w:r>
+        <w:rPr>
+          <w:rStyle w:val="NormalTok"/>
+        </w:rPr>
+        <w:t xml:space="preserve">)</w:t>
+      </w:r>
+      <w:r>
+        <w:rPr>
+          <w:rStyle w:val="SpecialCharTok"/>
+        </w:rPr>
+        <w:t xml:space="preserve">$</w:t>
+      </w:r>
+      <w:r>
+        <w:rPr>
+          <w:rStyle w:val="NormalTok"/>
+        </w:rPr>
+        <w:t xml:space="preserve">mpg</w:t>
+      </w:r>
+      <w:r>
+        <w:br/>
+      </w:r>
+      <w:r>
+        <w:rPr>
+          <w:rStyle w:val="NormalTok"/>
+        </w:rPr>
+        <w:t xml:space="preserve">mu </w:t>
+      </w:r>
+      <w:r>
+        <w:rPr>
+          <w:rStyle w:val="OtherTok"/>
+        </w:rPr>
+        <w:t xml:space="preserve">&lt;-</w:t>
+      </w:r>
+      <w:r>
+        <w:rPr>
+          <w:rStyle w:val="NormalTok"/>
+        </w:rPr>
+        <w:t xml:space="preserve"> </w:t>
+      </w:r>
+      <w:r>
+        <w:rPr>
+          <w:rStyle w:val="FunctionTok"/>
+        </w:rPr>
+        <w:t xml:space="preserve">mean</w:t>
+      </w:r>
+      <w:r>
+        <w:rPr>
+          <w:rStyle w:val="NormalTok"/>
+        </w:rPr>
+        <w:t xml:space="preserve">(mpg)</w:t>
+      </w:r>
+      <w:r>
+        <w:br/>
+      </w:r>
+      <w:r>
+        <w:rPr>
+          <w:rStyle w:val="NormalTok"/>
+        </w:rPr>
+        <w:t xml:space="preserve">sigma2 </w:t>
+      </w:r>
+      <w:r>
+        <w:rPr>
+          <w:rStyle w:val="OtherTok"/>
+        </w:rPr>
+        <w:t xml:space="preserve">&lt;-</w:t>
+      </w:r>
+      <w:r>
+        <w:rPr>
+          <w:rStyle w:val="NormalTok"/>
+        </w:rPr>
+        <w:t xml:space="preserve"> </w:t>
+      </w:r>
+      <w:r>
+        <w:rPr>
+          <w:rStyle w:val="FunctionTok"/>
+        </w:rPr>
+        <w:t xml:space="preserve">mean</w:t>
+      </w:r>
+      <w:r>
+        <w:rPr>
+          <w:rStyle w:val="NormalTok"/>
+        </w:rPr>
+        <w:t xml:space="preserve">((mpg </w:t>
+      </w:r>
+      <w:r>
+        <w:rPr>
+          <w:rStyle w:val="SpecialCharTok"/>
+        </w:rPr>
+        <w:t xml:space="preserve">-</w:t>
+      </w:r>
+      <w:r>
+        <w:rPr>
+          <w:rStyle w:val="NormalTok"/>
+        </w:rPr>
+        <w:t xml:space="preserve"> mu)</w:t>
+      </w:r>
+      <w:r>
+        <w:rPr>
+          <w:rStyle w:val="SpecialCharTok"/>
+        </w:rPr>
+        <w:t xml:space="preserve">^</w:t>
+      </w:r>
+      <w:r>
+        <w:rPr>
+          <w:rStyle w:val="DecValTok"/>
+        </w:rPr>
+        <w:t xml:space="preserve">2</w:t>
+      </w:r>
+      <w:r>
+        <w:rPr>
+          <w:rStyle w:val="NormalTok"/>
+        </w:rPr>
+        <w:t xml:space="preserve">)</w:t>
+      </w:r>
+      <w:r>
+        <w:br/>
+      </w:r>
+      <w:r>
+        <w:br/>
+      </w:r>
+      <w:r>
+        <w:rPr>
+          <w:rStyle w:val="NormalTok"/>
+        </w:rPr>
+        <w:t xml:space="preserve">c_values </w:t>
+      </w:r>
+      <w:r>
+        <w:rPr>
+          <w:rStyle w:val="OtherTok"/>
+        </w:rPr>
+        <w:t xml:space="preserve">&lt;-</w:t>
+      </w:r>
+      <w:r>
+        <w:rPr>
+          <w:rStyle w:val="NormalTok"/>
+        </w:rPr>
+        <w:t xml:space="preserve"> </w:t>
+      </w:r>
+      <w:r>
+        <w:rPr>
+          <w:rStyle w:val="FunctionTok"/>
+        </w:rPr>
+        <w:t xml:space="preserve">c</w:t>
+      </w:r>
+      <w:r>
+        <w:rPr>
+          <w:rStyle w:val="NormalTok"/>
+        </w:rPr>
+        <w:t xml:space="preserve">(</w:t>
+      </w:r>
+      <w:r>
+        <w:rPr>
+          <w:rStyle w:val="AttributeTok"/>
+        </w:rPr>
+        <w:t xml:space="preserve">mean =</w:t>
+      </w:r>
+      <w:r>
+        <w:rPr>
+          <w:rStyle w:val="NormalTok"/>
+        </w:rPr>
+        <w:t xml:space="preserve"> mu, </w:t>
+      </w:r>
+      <w:r>
+        <w:rPr>
+          <w:rStyle w:val="AttributeTok"/>
+        </w:rPr>
+        <w:t xml:space="preserve">median =</w:t>
+      </w:r>
+      <w:r>
+        <w:rPr>
+          <w:rStyle w:val="NormalTok"/>
+        </w:rPr>
+        <w:t xml:space="preserve"> </w:t>
+      </w:r>
+      <w:r>
+        <w:rPr>
+          <w:rStyle w:val="FunctionTok"/>
+        </w:rPr>
+        <w:t xml:space="preserve">median</w:t>
+      </w:r>
+      <w:r>
+        <w:rPr>
+          <w:rStyle w:val="NormalTok"/>
+        </w:rPr>
+        <w:t xml:space="preserve">(mpg), </w:t>
+      </w:r>
+      <w:r>
+        <w:rPr>
+          <w:rStyle w:val="AttributeTok"/>
+        </w:rPr>
+        <w:t xml:space="preserve">twenty =</w:t>
+      </w:r>
+      <w:r>
+        <w:rPr>
+          <w:rStyle w:val="NormalTok"/>
+        </w:rPr>
+        <w:t xml:space="preserve"> </w:t>
+      </w:r>
+      <w:r>
+        <w:rPr>
+          <w:rStyle w:val="DecValTok"/>
+        </w:rPr>
+        <w:t xml:space="preserve">20</w:t>
+      </w:r>
+      <w:r>
+        <w:rPr>
+          <w:rStyle w:val="NormalTok"/>
+        </w:rPr>
+        <w:t xml:space="preserve">)</w:t>
+      </w:r>
+      <w:r>
+        <w:br/>
+      </w:r>
+      <w:r>
+        <w:rPr>
+          <w:rStyle w:val="FunctionTok"/>
+        </w:rPr>
+        <w:t xml:space="preserve">data.frame</w:t>
+      </w:r>
+      <w:r>
+        <w:rPr>
+          <w:rStyle w:val="NormalTok"/>
+        </w:rPr>
+        <w:t xml:space="preserve">(</w:t>
+      </w:r>
+      <w:r>
+        <w:br/>
+      </w:r>
+      <w:r>
+        <w:rPr>
+          <w:rStyle w:val="NormalTok"/>
+        </w:rPr>
+        <w:t xml:space="preserve">  </w:t>
+      </w:r>
+      <w:r>
+        <w:rPr>
+          <w:rStyle w:val="AttributeTok"/>
+        </w:rPr>
+        <w:t xml:space="preserve">c =</w:t>
+      </w:r>
+      <w:r>
+        <w:rPr>
+          <w:rStyle w:val="NormalTok"/>
+        </w:rPr>
+        <w:t xml:space="preserve"> c_values,</w:t>
+      </w:r>
+      <w:r>
+        <w:br/>
+      </w:r>
+      <w:r>
+        <w:rPr>
+          <w:rStyle w:val="NormalTok"/>
+        </w:rPr>
+        <w:t xml:space="preserve">  </w:t>
+      </w:r>
+      <w:r>
+        <w:rPr>
+          <w:rStyle w:val="AttributeTok"/>
+        </w:rPr>
+        <w:t xml:space="preserve">expected_squared_error =</w:t>
+      </w:r>
+      <w:r>
+        <w:rPr>
+          <w:rStyle w:val="NormalTok"/>
+        </w:rPr>
+        <w:t xml:space="preserve"> </w:t>
+      </w:r>
+      <w:r>
+        <w:rPr>
+          <w:rStyle w:val="FunctionTok"/>
+        </w:rPr>
+        <w:t xml:space="preserve">sapply</w:t>
+      </w:r>
+      <w:r>
+        <w:rPr>
+          <w:rStyle w:val="NormalTok"/>
+        </w:rPr>
+        <w:t xml:space="preserve">(c_values, </w:t>
+      </w:r>
+      <w:r>
+        <w:rPr>
+          <w:rStyle w:val="ControlFlowTok"/>
+        </w:rPr>
+        <w:t xml:space="preserve">function</w:t>
+      </w:r>
+      <w:r>
+        <w:rPr>
+          <w:rStyle w:val="NormalTok"/>
+        </w:rPr>
+        <w:t xml:space="preserve">(cc) </w:t>
+      </w:r>
+      <w:r>
+        <w:rPr>
+          <w:rStyle w:val="FunctionTok"/>
+        </w:rPr>
+        <w:t xml:space="preserve">mean</w:t>
+      </w:r>
+      <w:r>
+        <w:rPr>
+          <w:rStyle w:val="NormalTok"/>
+        </w:rPr>
+        <w:t xml:space="preserve">((mpg </w:t>
+      </w:r>
+      <w:r>
+        <w:rPr>
+          <w:rStyle w:val="SpecialCharTok"/>
+        </w:rPr>
+        <w:t xml:space="preserve">-</w:t>
+      </w:r>
+      <w:r>
+        <w:rPr>
+          <w:rStyle w:val="NormalTok"/>
+        </w:rPr>
+        <w:t xml:space="preserve"> cc)</w:t>
+      </w:r>
+      <w:r>
+        <w:rPr>
+          <w:rStyle w:val="SpecialCharTok"/>
+        </w:rPr>
+        <w:t xml:space="preserve">^</w:t>
+      </w:r>
+      <w:r>
+        <w:rPr>
+          <w:rStyle w:val="DecValTok"/>
+        </w:rPr>
+        <w:t xml:space="preserve">2</w:t>
+      </w:r>
+      <w:r>
+        <w:rPr>
+          <w:rStyle w:val="NormalTok"/>
+        </w:rPr>
+        <w:t xml:space="preserve">)),</w:t>
+      </w:r>
+      <w:r>
+        <w:br/>
+      </w:r>
+      <w:r>
+        <w:rPr>
+          <w:rStyle w:val="NormalTok"/>
+        </w:rPr>
+        <w:t xml:space="preserve">  </w:t>
+      </w:r>
+      <w:r>
+        <w:rPr>
+          <w:rStyle w:val="AttributeTok"/>
+        </w:rPr>
+        <w:t xml:space="preserve">decomposition =</w:t>
+      </w:r>
+      <w:r>
+        <w:rPr>
+          <w:rStyle w:val="NormalTok"/>
+        </w:rPr>
+        <w:t xml:space="preserve"> sigma2 </w:t>
+      </w:r>
+      <w:r>
+        <w:rPr>
+          <w:rStyle w:val="SpecialCharTok"/>
+        </w:rPr>
+        <w:t xml:space="preserve">+</w:t>
+      </w:r>
+      <w:r>
+        <w:rPr>
+          <w:rStyle w:val="NormalTok"/>
+        </w:rPr>
+        <w:t xml:space="preserve"> (mu </w:t>
+      </w:r>
+      <w:r>
+        <w:rPr>
+          <w:rStyle w:val="SpecialCharTok"/>
+        </w:rPr>
+        <w:t xml:space="preserve">-</w:t>
+      </w:r>
+      <w:r>
+        <w:rPr>
+          <w:rStyle w:val="NormalTok"/>
+        </w:rPr>
+        <w:t xml:space="preserve"> c_values)</w:t>
+      </w:r>
+      <w:r>
+        <w:rPr>
+          <w:rStyle w:val="SpecialCharTok"/>
+        </w:rPr>
+        <w:t xml:space="preserve">^</w:t>
+      </w:r>
+      <w:r>
+        <w:rPr>
+          <w:rStyle w:val="DecValTok"/>
+        </w:rPr>
+        <w:t xml:space="preserve">2</w:t>
+      </w:r>
+      <w:r>
+        <w:br/>
+      </w:r>
+      <w:r>
+        <w:rPr>
+          <w:rStyle w:val="NormalTok"/>
+        </w:rPr>
+        <w:t xml:space="preserve">)</w:t>
+      </w:r>
+      <w:r>
+        <w:br/>
+      </w:r>
+      <w:r>
+        <w:rPr>
+          <w:rStyle w:val="CommentTok"/>
+        </w:rPr>
+        <w:t xml:space="preserve">#&gt; # A tibble: 3 × 3</w:t>
+      </w:r>
+      <w:r>
+        <w:br/>
+      </w:r>
+      <w:r>
+        <w:rPr>
+          <w:rStyle w:val="CommentTok"/>
+        </w:rPr>
+        <w:t xml:space="preserve">#&gt;       c expected_squared_error decomposition</w:t>
+      </w:r>
+      <w:r>
+        <w:br/>
+      </w:r>
+      <w:r>
+        <w:rPr>
+          <w:rStyle w:val="CommentTok"/>
+        </w:rPr>
+        <w:t xml:space="preserve">#&gt;   &lt;dbl&gt;                  &lt;dbl&gt;         &lt;dbl&gt;</w:t>
+      </w:r>
+      <w:r>
+        <w:br/>
+      </w:r>
+      <w:r>
+        <w:rPr>
+          <w:rStyle w:val="CommentTok"/>
+        </w:rPr>
+        <w:t xml:space="preserve">#&gt; 1  23.4                   60.8          60.8</w:t>
+      </w:r>
+      <w:r>
+        <w:br/>
+      </w:r>
+      <w:r>
+        <w:rPr>
+          <w:rStyle w:val="CommentTok"/>
+        </w:rPr>
+        <w:t xml:space="preserve">#&gt; 2  22.8                   61.2          61.2</w:t>
+      </w:r>
+      <w:r>
+        <w:br/>
+      </w:r>
+      <w:r>
+        <w:rPr>
+          <w:rStyle w:val="CommentTok"/>
+        </w:rPr>
+        <w:t xml:space="preserve">#&gt; 3  20                     72.6          72.6</w:t>
+      </w:r>
+    </w:p>
+    <w:p>
+      <w:pPr>
+        <w:pStyle w:val="FirstParagraph"/>
+      </w:pPr>
+      <w:r>
+        <w:t xml:space="preserve">The two columns agree, as</w:t>
+      </w:r>
+      <w:r>
+        <w:t xml:space="preserve"> </w:t>
+      </w:r>
+      <w:hyperlink w:anchor="thm-constant-prediction-decompose">
+        <w:r>
+          <w:rPr>
+            <w:rStyle w:val="Hyperlink"/>
+          </w:rPr>
+          <w:t xml:space="preserve">Theorem 5</w:t>
+        </w:r>
+      </w:hyperlink>
+      <w:r>
+        <w:t xml:space="preserve"> </w:t>
+      </w:r>
+      <w:r>
+        <w:t xml:space="preserve">says.</w:t>
+      </w:r>
+      <w:r>
+        <w:t xml:space="preserve"> </w:t>
+      </w:r>
+      <w:r>
+        <w:t xml:space="preserve">The mean, 23.45, has the smallest expected squared error, 60.76,</w:t>
+      </w:r>
+      <w:r>
+        <w:t xml:space="preserve"> </w:t>
+      </w:r>
+      <w:r>
+        <w:t xml:space="preserve">which is the variance of</w:t>
+      </w:r>
+      <w:r>
+        <w:t xml:space="preserve"> </w:t>
+      </w:r>
+      <w:r>
+        <w:rPr>
+          <w:rStyle w:val="VerbatimChar"/>
+        </w:rPr>
+        <w:t xml:space="preserve">mpg</w:t>
+      </w:r>
+      <w:r>
+        <w:t xml:space="preserve"> </w:t>
+      </w:r>
+      <w:r>
+        <w:t xml:space="preserve">over these cars (divisor the number of cars, not one fewer), as</w:t>
+      </w:r>
+      <w:r>
+        <w:t xml:space="preserve"> </w:t>
+      </w:r>
+      <w:hyperlink w:anchor="cor-best-constant">
+        <w:r>
+          <w:rPr>
+            <w:rStyle w:val="Hyperlink"/>
+          </w:rPr>
+          <w:t xml:space="preserve">Corollary 1</w:t>
+        </w:r>
+      </w:hyperlink>
+      <w:r>
+        <w:t xml:space="preserve"> </w:t>
+      </w:r>
+      <w:r>
+        <w:t xml:space="preserve">says;</w:t>
+      </w:r>
+      <w:r>
+        <w:t xml:space="preserve"> </w:t>
+      </w:r>
+      <w:r>
+        <w:t xml:space="preserve">the median and</w:t>
+      </w:r>
+      <w:r>
+        <w:t xml:space="preserve"> </w:t>
+      </w:r>
+      <m:oMath>
+        <m:r>
+          <m:t>c</m:t>
+        </m:r>
+        <m:r>
+          <m:rPr>
+            <m:sty m:val="p"/>
+          </m:rPr>
+          <m:t>=</m:t>
+        </m:r>
+        <m:r>
+          <m:t>20</m:t>
+        </m:r>
+      </m:oMath>
+      <w:r>
+        <w:t xml:space="preserve"> </w:t>
+      </w:r>
+      <w:r>
+        <w:t xml:space="preserve">are each worse by</w:t>
+      </w:r>
+      <w:r>
+        <w:t xml:space="preserve"> </w:t>
+      </w:r>
+      <m:oMath>
+        <m:sSup>
+          <m:e>
+            <m:r>
+              <m:t>​</m:t>
+            </m:r>
+            <m:d>
+              <m:dPr>
+                <m:begChr m:val="("/>
+                <m:sepChr m:val=""/>
+                <m:endChr m:val=")"/>
+                <m:grow/>
+              </m:dPr>
+              <m:e>
+                <m:r>
+                  <m:t>μ</m:t>
+                </m:r>
+                <m:r>
+                  <m:rPr>
+                    <m:sty m:val="p"/>
+                  </m:rPr>
+                  <m:t>−</m:t>
+                </m:r>
+                <m:r>
+                  <m:t>c</m:t>
+                </m:r>
+              </m:e>
+            </m:d>
+            <m:r>
+              <m:t>​</m:t>
+            </m:r>
+          </m:e>
+          <m:sup>
+            <m:r>
+              <m:t>2</m:t>
+            </m:r>
+          </m:sup>
+        </m:sSup>
+      </m:oMath>
+      <w:r>
+        <w:t xml:space="preserve">.</w:t>
+      </w:r>
+    </w:p>
+    <w:bookmarkEnd w:id="57"/>
+    <w:bookmarkEnd w:id="58"/>
+    <w:bookmarkStart w:id="62" w:name="sec-bias-variance-prediction"/>
+    <w:p>
+      <w:pPr>
+        <w:pStyle w:val="Heading2"/>
+      </w:pPr>
+      <w:r>
+        <w:t xml:space="preserve">4 Independent noise plus a random variable</w:t>
+      </w:r>
+    </w:p>
+    <w:bookmarkStart w:id="59" w:name="thm-second-moment-noise-sum"/>
+    <w:p>
+      <w:pPr>
+        <w:pStyle w:val="FirstParagraph"/>
+      </w:pPr>
+      <w:r>
+        <w:rPr>
+          <w:b/>
+          <w:bCs/>
+        </w:rPr>
+        <w:t xml:space="preserve">Theorem 6 (The second moment of independent noise plus a random variable)</w:t>
       </w:r>
       <w:r>
         <w:t xml:space="preserve"> </w:t>
@@ -13668,11 +16356,11 @@
             </m:rPr>
             <m:t>+</m:t>
           </m:r>
-          <m:r>
-            <m:t>​</m:t>
-          </m:r>
           <m:sSup>
             <m:e>
+              <m:r>
+                <m:t>​</m:t>
+              </m:r>
               <m:d>
                 <m:dPr>
                   <m:begChr m:val="("/>
@@ -13708,6 +16396,9 @@
                   </m:r>
                 </m:e>
               </m:d>
+              <m:r>
+                <m:t>​</m:t>
+              </m:r>
             </m:e>
             <m:sup>
               <m:r>
@@ -13715,13 +16406,10 @@
               </m:r>
             </m:sup>
           </m:sSup>
-          <m:r>
-            <m:t>​</m:t>
-          </m:r>
         </m:oMath>
       </m:oMathPara>
     </w:p>
-    <w:bookmarkEnd w:id="52"/>
+    <w:bookmarkEnd w:id="59"/>
     <w:p>
       <w:pPr>
         <w:pStyle w:val="FirstParagraph"/>
@@ -14742,11 +17430,11 @@
           </m:rPr>
           <m:t>+</m:t>
         </m:r>
-        <m:r>
-          <m:t>​</m:t>
-        </m:r>
         <m:sSup>
           <m:e>
+            <m:r>
+              <m:t>​</m:t>
+            </m:r>
             <m:d>
               <m:dPr>
                 <m:begChr m:val="("/>
@@ -14782,6 +17470,9 @@
                 </m:r>
               </m:e>
             </m:d>
+            <m:r>
+              <m:t>​</m:t>
+            </m:r>
           </m:e>
           <m:sup>
             <m:r>
@@ -14789,9 +17480,6 @@
             </m:r>
           </m:sup>
         </m:sSup>
-        <m:r>
-          <m:t>​</m:t>
-        </m:r>
       </m:oMath>
       <w:r>
         <w:t xml:space="preserve">, by</w:t>
@@ -14976,11 +17664,11 @@
                     </m:rPr>
                     <m:t>+</m:t>
                   </m:r>
-                  <m:r>
-                    <m:t>​</m:t>
-                  </m:r>
                   <m:sSup>
                     <m:e>
+                      <m:r>
+                        <m:t>​</m:t>
+                      </m:r>
                       <m:d>
                         <m:dPr>
                           <m:begChr m:val="("/>
@@ -15016,6 +17704,9 @@
                           </m:r>
                         </m:e>
                       </m:d>
+                      <m:r>
+                        <m:t>​</m:t>
+                      </m:r>
                     </m:e>
                     <m:sup>
                       <m:r>
@@ -15023,9 +17714,6 @@
                       </m:r>
                     </m:sup>
                   </m:sSup>
-                  <m:r>
-                    <m:t>​</m:t>
-                  </m:r>
                 </m:e>
               </m:d>
               <m:r>
@@ -15104,11 +17792,11 @@
                 </m:rPr>
                 <m:t>+</m:t>
               </m:r>
-              <m:r>
-                <m:t>​</m:t>
-              </m:r>
               <m:sSup>
                 <m:e>
+                  <m:r>
+                    <m:t>​</m:t>
+                  </m:r>
                   <m:d>
                     <m:dPr>
                       <m:begChr m:val="("/>
@@ -15144,6 +17832,9 @@
                       </m:r>
                     </m:e>
                   </m:d>
+                  <m:r>
+                    <m:t>​</m:t>
+                  </m:r>
                 </m:e>
                 <m:sup>
                   <m:r>
@@ -15151,9 +17842,6 @@
                   </m:r>
                 </m:sup>
               </m:sSup>
-              <m:r>
-                <m:t>​</m:t>
-              </m:r>
               <m:r>
                 <m:t>&amp;</m:t>
               </m:r>
@@ -15955,11 +18643,11 @@
         <w:t xml:space="preserve"> </w:t>
       </w:r>
       <m:oMath>
-        <m:r>
-          <m:t>​</m:t>
-        </m:r>
         <m:sSup>
           <m:e>
+            <m:r>
+              <m:t>​</m:t>
+            </m:r>
             <m:d>
               <m:dPr>
                 <m:begChr m:val="("/>
@@ -16008,6 +18696,9 @@
                 </m:r>
               </m:e>
             </m:d>
+            <m:r>
+              <m:t>​</m:t>
+            </m:r>
           </m:e>
           <m:sup>
             <m:r>
@@ -16016,19 +18707,16 @@
           </m:sup>
         </m:sSup>
         <m:r>
-          <m:t>​</m:t>
-        </m:r>
-        <m:r>
           <m:rPr>
             <m:sty m:val="p"/>
           </m:rPr>
           <m:t>=</m:t>
         </m:r>
-        <m:r>
-          <m:t>​</m:t>
-        </m:r>
         <m:sSup>
           <m:e>
+            <m:r>
+              <m:t>​</m:t>
+            </m:r>
             <m:d>
               <m:dPr>
                 <m:begChr m:val="("/>
@@ -16071,6 +18759,9 @@
                 </m:r>
               </m:e>
             </m:d>
+            <m:r>
+              <m:t>​</m:t>
+            </m:r>
           </m:e>
           <m:sup>
             <m:r>
@@ -16078,9 +18769,6 @@
             </m:r>
           </m:sup>
         </m:sSup>
-        <m:r>
-          <m:t>​</m:t>
-        </m:r>
       </m:oMath>
       <w:r>
         <w:t xml:space="preserve">,</w:t>
@@ -16118,11 +18806,11 @@
               <m:grow/>
             </m:dPr>
             <m:e>
-              <m:r>
-                <m:t>​</m:t>
-              </m:r>
               <m:sSup>
                 <m:e>
+                  <m:r>
+                    <m:t>​</m:t>
+                  </m:r>
                   <m:d>
                     <m:dPr>
                       <m:begChr m:val="("/>
@@ -16145,6 +18833,9 @@
                       </m:r>
                     </m:e>
                   </m:d>
+                  <m:r>
+                    <m:t>​</m:t>
+                  </m:r>
                 </m:e>
                 <m:sup>
                   <m:r>
@@ -16152,9 +18843,6 @@
                   </m:r>
                 </m:sup>
               </m:sSup>
-              <m:r>
-                <m:t>​</m:t>
-              </m:r>
             </m:e>
           </m:d>
           <m:r>
@@ -16222,11 +18910,11 @@
             </m:rPr>
             <m:t>+</m:t>
           </m:r>
-          <m:r>
-            <m:t>​</m:t>
-          </m:r>
           <m:sSup>
             <m:e>
+              <m:r>
+                <m:t>​</m:t>
+              </m:r>
               <m:d>
                 <m:dPr>
                   <m:begChr m:val="("/>
@@ -16269,6 +18957,9 @@
                   </m:r>
                 </m:e>
               </m:d>
+              <m:r>
+                <m:t>​</m:t>
+              </m:r>
             </m:e>
             <m:sup>
               <m:r>
@@ -16276,9 +18967,6 @@
               </m:r>
             </m:sup>
           </m:sSup>
-          <m:r>
-            <m:t>​</m:t>
-          </m:r>
           <m:r>
             <m:rPr>
               <m:sty m:val="p"/>
@@ -16333,7 +19021,7 @@
       <w:r>
         <w:t xml:space="preserve"> </w:t>
       </w:r>
-      <w:hyperlink r:id="rId53">
+      <w:hyperlink r:id="rId60">
         <w:r>
           <w:rPr>
             <w:rStyle w:val="Hyperlink"/>
@@ -16353,7 +19041,7 @@
       <w:r>
         <w:t xml:space="preserve"> </w:t>
       </w:r>
-      <w:hyperlink r:id="rId54">
+      <w:hyperlink r:id="rId61">
         <w:r>
           <w:rPr>
             <w:rStyle w:val="Hyperlink"/>
@@ -16365,17 +19053,17 @@
         <w:t xml:space="preserve">.</w:t>
       </w:r>
     </w:p>
-    <w:bookmarkEnd w:id="55"/>
-    <w:bookmarkStart w:id="103" w:name="covariance"/>
+    <w:bookmarkEnd w:id="62"/>
+    <w:bookmarkStart w:id="110" w:name="covariance"/>
     <w:p>
       <w:pPr>
         <w:pStyle w:val="Heading2"/>
       </w:pPr>
       <w:r>
-        <w:t xml:space="preserve">4 Covariance</w:t>
+        <w:t xml:space="preserve">5 Covariance</w:t>
       </w:r>
     </w:p>
-    <w:bookmarkStart w:id="56" w:name="def-cov"/>
+    <w:bookmarkStart w:id="63" w:name="def-cov"/>
     <w:p>
       <w:pPr>
         <w:pStyle w:val="FirstParagraph"/>
@@ -16731,8 +19419,8 @@
         </m:oMath>
       </m:oMathPara>
     </w:p>
-    <w:bookmarkEnd w:id="56"/>
-    <w:bookmarkStart w:id="57" w:name="thm-alt-cov"/>
+    <w:bookmarkEnd w:id="63"/>
+    <w:bookmarkStart w:id="64" w:name="thm-alt-cov"/>
     <w:p>
       <w:pPr>
         <w:pStyle w:val="FirstParagraph"/>
@@ -16742,7 +19430,7 @@
           <w:b/>
           <w:bCs/>
         </w:rPr>
-        <w:t xml:space="preserve">Theorem 6 (Alternative formula for covariance)</w:t>
+        <w:t xml:space="preserve">Theorem 7 (Alternative formula for covariance)</w:t>
       </w:r>
     </w:p>
     <w:p>
@@ -16881,7 +19569,7 @@
         </m:oMath>
       </m:oMathPara>
     </w:p>
-    <w:bookmarkEnd w:id="57"/>
+    <w:bookmarkEnd w:id="64"/>
     <w:p>
       <w:pPr>
         <w:pStyle w:val="FirstParagraph"/>
@@ -17700,7 +20388,7 @@
         </m:oMath>
       </m:oMathPara>
     </w:p>
-    <w:bookmarkStart w:id="58" w:name="exm-alt-cov"/>
+    <w:bookmarkStart w:id="65" w:name="exm-alt-cov"/>
     <w:p>
       <w:pPr>
         <w:pStyle w:val="FirstParagraph"/>
@@ -17710,7 +20398,7 @@
           <w:b/>
           <w:bCs/>
         </w:rPr>
-        <w:t xml:space="preserve">Example 9 (Covariance of a binary exposure and outcome)</w:t>
+        <w:t xml:space="preserve">Example 10 (Covariance of a binary exposure and outcome)</w:t>
       </w:r>
       <w:r>
         <w:t xml:space="preserve"> </w:t>
@@ -18168,8 +20856,8 @@
         </m:oMath>
       </m:oMathPara>
     </w:p>
-    <w:bookmarkEnd w:id="58"/>
-    <w:bookmarkStart w:id="60" w:name="thm-indpt-uncorrelated"/>
+    <w:bookmarkEnd w:id="65"/>
+    <w:bookmarkStart w:id="67" w:name="thm-indpt-uncorrelated"/>
     <w:p>
       <w:pPr>
         <w:pStyle w:val="FirstParagraph"/>
@@ -18179,7 +20867,7 @@
           <w:b/>
           <w:bCs/>
         </w:rPr>
-        <w:t xml:space="preserve">Theorem 7 (Independent random variables have zero covariance)</w:t>
+        <w:t xml:space="preserve">Theorem 8 (Independent random variables have zero covariance)</w:t>
       </w:r>
       <w:r>
         <w:t xml:space="preserve"> </w:t>
@@ -18218,7 +20906,7 @@
       <w:r>
         <w:t xml:space="preserve"> </w:t>
       </w:r>
-      <w:hyperlink r:id="rId59">
+      <w:hyperlink r:id="rId66">
         <w:r>
           <w:rPr>
             <w:rStyle w:val="Hyperlink"/>
@@ -18514,7 +21202,7 @@
         <w:t xml:space="preserve">.</w:t>
       </w:r>
     </w:p>
-    <w:bookmarkEnd w:id="60"/>
+    <w:bookmarkEnd w:id="67"/>
     <w:p>
       <w:pPr>
         <w:pStyle w:val="BodyText"/>
@@ -18664,7 +21352,7 @@
       <w:r>
         <w:t xml:space="preserve"> </w:t>
       </w:r>
-      <w:hyperlink r:id="rId61">
+      <w:hyperlink r:id="rId68">
         <w:r>
           <w:rPr>
             <w:rStyle w:val="Hyperlink"/>
@@ -18678,7 +21366,7 @@
       <w:r>
         <w:t xml:space="preserve">(</w:t>
       </w:r>
-      <w:hyperlink r:id="rId62">
+      <w:hyperlink r:id="rId69">
         <w:r>
           <w:rPr>
             <w:rStyle w:val="Hyperlink"/>
@@ -18860,7 +21548,7 @@
       <w:r>
         <w:t xml:space="preserve"> </w:t>
       </w:r>
-      <w:hyperlink r:id="rId59">
+      <w:hyperlink r:id="rId66">
         <w:r>
           <w:rPr>
             <w:rStyle w:val="Hyperlink"/>
@@ -21366,7 +24054,7 @@
         </m:oMath>
       </m:oMathPara>
     </w:p>
-    <w:bookmarkStart w:id="64" w:name="exm-indpt-uncorrelated"/>
+    <w:bookmarkStart w:id="71" w:name="exm-indpt-uncorrelated"/>
     <w:p>
       <w:pPr>
         <w:pStyle w:val="FirstParagraph"/>
@@ -21376,7 +24064,7 @@
           <w:b/>
           <w:bCs/>
         </w:rPr>
-        <w:t xml:space="preserve">Example 10 (Two independent coin flips)</w:t>
+        <w:t xml:space="preserve">Example 11 (Two independent coin flips)</w:t>
       </w:r>
       <w:r>
         <w:t xml:space="preserve"> </w:t>
@@ -21433,7 +24121,7 @@
       <w:r>
         <w:t xml:space="preserve"> </w:t>
       </w:r>
-      <w:hyperlink r:id="rId63">
+      <w:hyperlink r:id="rId70">
         <w:r>
           <w:rPr>
             <w:rStyle w:val="Hyperlink"/>
@@ -22004,7 +24692,7 @@
           <w:rPr>
             <w:rStyle w:val="Hyperlink"/>
           </w:rPr>
-          <w:t xml:space="preserve">Theorem 7</w:t>
+          <w:t xml:space="preserve">Theorem 8</w:t>
         </w:r>
       </w:hyperlink>
       <w:r>
@@ -22014,8 +24702,8 @@
         <w:t xml:space="preserve">requires.</w:t>
       </w:r>
     </w:p>
-    <w:bookmarkEnd w:id="64"/>
-    <w:bookmarkStart w:id="65" w:name="exm-uncorrelated-not-indpt"/>
+    <w:bookmarkEnd w:id="71"/>
+    <w:bookmarkStart w:id="72" w:name="exm-uncorrelated-not-indpt"/>
     <w:p>
       <w:pPr>
         <w:pStyle w:val="BodyText"/>
@@ -22025,7 +24713,7 @@
           <w:b/>
           <w:bCs/>
         </w:rPr>
-        <w:t xml:space="preserve">Example 11 (Zero covariance without independence)</w:t>
+        <w:t xml:space="preserve">Example 12 (Zero covariance without independence)</w:t>
       </w:r>
       <w:r>
         <w:t xml:space="preserve"> </w:t>
@@ -22041,7 +24729,7 @@
           <w:rPr>
             <w:rStyle w:val="Hyperlink"/>
           </w:rPr>
-          <w:t xml:space="preserve">Theorem 7</w:t>
+          <w:t xml:space="preserve">Theorem 8</w:t>
         </w:r>
       </w:hyperlink>
       <w:r>
@@ -23239,8 +25927,8 @@
         </m:oMath>
       </m:oMathPara>
     </w:p>
-    <w:bookmarkEnd w:id="65"/>
-    <w:bookmarkStart w:id="66" w:name="def-correlation"/>
+    <w:bookmarkEnd w:id="72"/>
+    <w:bookmarkStart w:id="73" w:name="def-correlation"/>
     <w:p>
       <w:pPr>
         <w:pStyle w:val="FirstParagraph"/>
@@ -23512,7 +26200,7 @@
         </m:oMath>
       </m:oMathPara>
     </w:p>
-    <w:bookmarkEnd w:id="66"/>
+    <w:bookmarkEnd w:id="73"/>
     <w:p>
       <w:pPr>
         <w:pStyle w:val="FirstParagraph"/>
@@ -23568,7 +26256,7 @@
         <w:t xml:space="preserve">the sample (Pearson) correlation coefficient computed from data estimates it.</w:t>
       </w:r>
     </w:p>
-    <w:bookmarkStart w:id="67" w:name="exm-correlation"/>
+    <w:bookmarkStart w:id="74" w:name="exm-correlation"/>
     <w:p>
       <w:pPr>
         <w:pStyle w:val="BodyText"/>
@@ -23578,7 +26266,7 @@
           <w:b/>
           <w:bCs/>
         </w:rPr>
-        <w:t xml:space="preserve">Example 12 (Correlation of a binary exposure and outcome)</w:t>
+        <w:t xml:space="preserve">Example 13 (Correlation of a binary exposure and outcome)</w:t>
       </w:r>
       <w:r>
         <w:t xml:space="preserve"> </w:t>
@@ -23594,7 +26282,7 @@
           <w:rPr>
             <w:rStyle w:val="Hyperlink"/>
           </w:rPr>
-          <w:t xml:space="preserve">Example 9</w:t>
+          <w:t xml:space="preserve">Example 10</w:t>
         </w:r>
       </w:hyperlink>
       <w:r>
@@ -24215,8 +26903,8 @@
         </m:oMath>
       </m:oMathPara>
     </w:p>
-    <w:bookmarkEnd w:id="67"/>
-    <w:bookmarkStart w:id="68" w:name="def-uncorrelated"/>
+    <w:bookmarkEnd w:id="74"/>
+    <w:bookmarkStart w:id="75" w:name="def-uncorrelated"/>
     <w:p>
       <w:pPr>
         <w:pStyle w:val="FirstParagraph"/>
@@ -24465,7 +27153,7 @@
         </m:oMath>
       </m:oMathPara>
     </w:p>
-    <w:bookmarkEnd w:id="68"/>
+    <w:bookmarkEnd w:id="75"/>
     <w:p>
       <w:pPr>
         <w:pStyle w:val="FirstParagraph"/>
@@ -24485,7 +27173,7 @@
           <w:rPr>
             <w:rStyle w:val="Hyperlink"/>
           </w:rPr>
-          <w:t xml:space="preserve">Theorem 7</w:t>
+          <w:t xml:space="preserve">Theorem 8</w:t>
         </w:r>
       </w:hyperlink>
       <w:r>
@@ -24508,7 +27196,7 @@
           <w:rPr>
             <w:rStyle w:val="Hyperlink"/>
           </w:rPr>
-          <w:t xml:space="preserve">Example 11</w:t>
+          <w:t xml:space="preserve">Example 12</w:t>
         </w:r>
       </w:hyperlink>
       <w:r>
@@ -24518,7 +27206,7 @@
         <w:t xml:space="preserve">shows the converse fails.</w:t>
       </w:r>
     </w:p>
-    <w:bookmarkStart w:id="69" w:name="exm-uncorrelated"/>
+    <w:bookmarkStart w:id="76" w:name="exm-uncorrelated"/>
     <w:p>
       <w:pPr>
         <w:pStyle w:val="BodyText"/>
@@ -24528,7 +27216,7 @@
           <w:b/>
           <w:bCs/>
         </w:rPr>
-        <w:t xml:space="preserve">Example 13 (Correlated and uncorrelated pairs)</w:t>
+        <w:t xml:space="preserve">Example 14 (Correlated and uncorrelated pairs)</w:t>
       </w:r>
       <w:r>
         <w:t xml:space="preserve"> </w:t>
@@ -24544,7 +27232,7 @@
           <w:rPr>
             <w:rStyle w:val="Hyperlink"/>
           </w:rPr>
-          <w:t xml:space="preserve">Example 11</w:t>
+          <w:t xml:space="preserve">Example 12</w:t>
         </w:r>
       </w:hyperlink>
       <w:r>
@@ -24667,7 +27355,7 @@
           <w:rPr>
             <w:rStyle w:val="Hyperlink"/>
           </w:rPr>
-          <w:t xml:space="preserve">Example 9</w:t>
+          <w:t xml:space="preserve">Example 10</w:t>
         </w:r>
       </w:hyperlink>
       <w:r>
@@ -24740,8 +27428,8 @@
         <w:t xml:space="preserve">so the binary exposure and outcome are not uncorrelated.</w:t>
       </w:r>
     </w:p>
-    <w:bookmarkEnd w:id="69"/>
-    <w:bookmarkStart w:id="70" w:name="cor-uncorrelated-cor-zero"/>
+    <w:bookmarkEnd w:id="76"/>
+    <w:bookmarkStart w:id="77" w:name="cor-uncorrelated-cor-zero"/>
     <w:p>
       <w:pPr>
         <w:pStyle w:val="BodyText"/>
@@ -24751,7 +27439,7 @@
           <w:b/>
           <w:bCs/>
         </w:rPr>
-        <w:t xml:space="preserve">Corollary 1 (Uncorrelated means zero correlation)</w:t>
+        <w:t xml:space="preserve">Corollary 2 (Uncorrelated means zero correlation)</w:t>
       </w:r>
       <w:r>
         <w:t xml:space="preserve"> </w:t>
@@ -24904,7 +27592,7 @@
         <w:t xml:space="preserve">.</w:t>
       </w:r>
     </w:p>
-    <w:bookmarkEnd w:id="70"/>
+    <w:bookmarkEnd w:id="77"/>
     <w:p>
       <w:pPr>
         <w:pStyle w:val="BodyText"/>
@@ -25304,7 +27992,7 @@
         <w:t xml:space="preserve">.</w:t>
       </w:r>
     </w:p>
-    <w:bookmarkStart w:id="71" w:name="def-cond-cov"/>
+    <w:bookmarkStart w:id="78" w:name="def-cond-cov"/>
     <w:p>
       <w:pPr>
         <w:pStyle w:val="BodyText"/>
@@ -25756,8 +28444,8 @@
         <w:t xml:space="preserve">.</w:t>
       </w:r>
     </w:p>
-    <w:bookmarkEnd w:id="71"/>
-    <w:bookmarkStart w:id="72" w:name="exm-cond-cov"/>
+    <w:bookmarkEnd w:id="78"/>
+    <w:bookmarkStart w:id="79" w:name="exm-cond-cov"/>
     <w:p>
       <w:pPr>
         <w:pStyle w:val="BodyText"/>
@@ -25767,7 +28455,7 @@
           <w:b/>
           <w:bCs/>
         </w:rPr>
-        <w:t xml:space="preserve">Example 14 (Conditional covariance of a variable with itself)</w:t>
+        <w:t xml:space="preserve">Example 15 (Conditional covariance of a variable with itself)</w:t>
       </w:r>
       <w:r>
         <w:t xml:space="preserve"> </w:t>
@@ -26028,8 +28716,8 @@
         <w:t xml:space="preserve">.</w:t>
       </w:r>
     </w:p>
-    <w:bookmarkEnd w:id="72"/>
-    <w:bookmarkStart w:id="73" w:name="thm-total-cov"/>
+    <w:bookmarkEnd w:id="79"/>
+    <w:bookmarkStart w:id="80" w:name="thm-total-cov"/>
     <w:p>
       <w:pPr>
         <w:pStyle w:val="BodyText"/>
@@ -26039,7 +28727,7 @@
           <w:b/>
           <w:bCs/>
         </w:rPr>
-        <w:t xml:space="preserve">Theorem 8 (Law of total covariance)</w:t>
+        <w:t xml:space="preserve">Theorem 9 (Law of total covariance)</w:t>
       </w:r>
       <w:r>
         <w:t xml:space="preserve"> </w:t>
@@ -26414,7 +29102,7 @@
         </m:oMath>
       </m:oMathPara>
     </w:p>
-    <w:bookmarkEnd w:id="73"/>
+    <w:bookmarkEnd w:id="80"/>
     <w:p>
       <w:pPr>
         <w:pStyle w:val="FirstParagraph"/>
@@ -29530,7 +32218,7 @@
         <w:t xml:space="preserve">.</w:t>
       </w:r>
     </w:p>
-    <w:bookmarkStart w:id="74" w:name="lem-cov-xx"/>
+    <w:bookmarkStart w:id="81" w:name="lem-cov-xx"/>
     <w:p>
       <w:pPr>
         <w:pStyle w:val="BodyText"/>
@@ -29694,7 +32382,7 @@
         </m:oMath>
       </m:oMathPara>
     </w:p>
-    <w:bookmarkEnd w:id="74"/>
+    <w:bookmarkEnd w:id="81"/>
     <w:p>
       <w:pPr>
         <w:pStyle w:val="FirstParagraph"/>
@@ -29948,11 +32636,11 @@
                 </m:rPr>
                 <m:t>−</m:t>
               </m:r>
-              <m:r>
-                <m:t>​</m:t>
-              </m:r>
               <m:sSup>
                 <m:e>
+                  <m:r>
+                    <m:t>​</m:t>
+                  </m:r>
                   <m:d>
                     <m:dPr>
                       <m:begChr m:val="("/>
@@ -29988,6 +32676,9 @@
                       </m:r>
                     </m:e>
                   </m:d>
+                  <m:r>
+                    <m:t>​</m:t>
+                  </m:r>
                 </m:e>
                 <m:sup>
                   <m:r>
@@ -29995,9 +32686,6 @@
                   </m:r>
                 </m:sup>
               </m:sSup>
-              <m:r>
-                <m:t>​</m:t>
-              </m:r>
               <m:r>
                 <m:t>&amp;</m:t>
               </m:r>
@@ -30096,7 +32784,7 @@
         </m:oMath>
       </m:oMathPara>
     </w:p>
-    <w:bookmarkStart w:id="75" w:name="def-cov-vec-x"/>
+    <w:bookmarkStart w:id="82" w:name="def-cov-vec-x"/>
     <w:p>
       <w:pPr>
         <w:pStyle w:val="FirstParagraph"/>
@@ -30447,8 +33135,8 @@
         </m:oMath>
       </m:oMathPara>
     </w:p>
-    <w:bookmarkEnd w:id="75"/>
-    <w:bookmarkStart w:id="76" w:name="thm-vcov-elements"/>
+    <w:bookmarkEnd w:id="82"/>
+    <w:bookmarkStart w:id="83" w:name="thm-vcov-elements"/>
     <w:p>
       <w:pPr>
         <w:pStyle w:val="FirstParagraph"/>
@@ -30458,7 +33146,7 @@
           <w:b/>
           <w:bCs/>
         </w:rPr>
-        <w:t xml:space="preserve">Theorem 9 (Elements of the variance-covariance matrix are pairwise covariances)</w:t>
+        <w:t xml:space="preserve">Theorem 10 (Elements of the variance-covariance matrix are pairwise covariances)</w:t>
       </w:r>
       <w:r>
         <w:t xml:space="preserve"> </w:t>
@@ -31309,7 +33997,7 @@
         </m:oMath>
       </m:oMathPara>
     </w:p>
-    <w:bookmarkEnd w:id="76"/>
+    <w:bookmarkEnd w:id="83"/>
     <w:p>
       <w:pPr>
         <w:pStyle w:val="FirstParagraph"/>
@@ -33574,7 +36262,7 @@
       <w:r>
         <w:t xml:space="preserve"> </w:t>
       </w:r>
-      <w:hyperlink r:id="rId77">
+      <w:hyperlink r:id="rId84">
         <w:r>
           <w:rPr>
             <w:rStyle w:val="Hyperlink"/>
@@ -33638,7 +36326,7 @@
         <w:t xml:space="preserve">.</w:t>
       </w:r>
     </w:p>
-    <w:bookmarkStart w:id="78" w:name="thm-vcov-vec"/>
+    <w:bookmarkStart w:id="85" w:name="thm-vcov-vec"/>
     <w:p>
       <w:pPr>
         <w:pStyle w:val="FirstParagraph"/>
@@ -33648,7 +36336,7 @@
           <w:b/>
           <w:bCs/>
         </w:rPr>
-        <w:t xml:space="preserve">Theorem 10 (Alternate expression for variance of a random vector)</w:t>
+        <w:t xml:space="preserve">Theorem 11 (Alternate expression for variance of a random vector)</w:t>
       </w:r>
     </w:p>
     <w:p>
@@ -33844,7 +36532,7 @@
         </m:oMath>
       </m:oMathPara>
     </w:p>
-    <w:bookmarkEnd w:id="78"/>
+    <w:bookmarkEnd w:id="85"/>
     <w:p>
       <w:pPr>
         <w:pStyle w:val="FirstParagraph"/>
@@ -34847,7 +37535,7 @@
         </m:oMath>
       </m:oMathPara>
     </w:p>
-    <w:bookmarkStart w:id="79" w:name="thm-var-lincom"/>
+    <w:bookmarkStart w:id="86" w:name="thm-var-lincom"/>
     <w:p>
       <w:pPr>
         <w:pStyle w:val="FirstParagraph"/>
@@ -34857,7 +37545,7 @@
           <w:b/>
           <w:bCs/>
         </w:rPr>
-        <w:t xml:space="preserve">Theorem 11 (Variance of a linear combination)</w:t>
+        <w:t xml:space="preserve">Theorem 12 (Variance of a linear combination)</w:t>
       </w:r>
       <w:r>
         <w:t xml:space="preserve"> </w:t>
@@ -35399,7 +38087,7 @@
         </m:oMath>
       </m:oMathPara>
     </w:p>
-    <w:bookmarkEnd w:id="79"/>
+    <w:bookmarkEnd w:id="86"/>
     <w:p>
       <w:pPr>
         <w:pStyle w:val="FirstParagraph"/>
@@ -36859,7 +39547,7 @@
         </m:oMath>
       </m:oMathPara>
     </w:p>
-    <w:bookmarkStart w:id="80" w:name="cor-var-lincom2"/>
+    <w:bookmarkStart w:id="87" w:name="cor-var-lincom2"/>
     <w:p>
       <w:pPr>
         <w:pStyle w:val="FirstParagraph"/>
@@ -36869,7 +39557,7 @@
           <w:b/>
           <w:bCs/>
         </w:rPr>
-        <w:t xml:space="preserve">Corollary 2 (Variance of a sum of two random variables)</w:t>
+        <w:t xml:space="preserve">Corollary 3 (Variance of a sum of two random variables)</w:t>
       </w:r>
       <w:r>
         <w:t xml:space="preserve"> </w:t>
@@ -37136,7 +39824,7 @@
         </m:oMath>
       </m:oMathPara>
     </w:p>
-    <w:bookmarkEnd w:id="80"/>
+    <w:bookmarkEnd w:id="87"/>
     <w:p>
       <w:pPr>
         <w:pStyle w:val="FirstParagraph"/>
@@ -37162,7 +39850,7 @@
           <w:rPr>
             <w:rStyle w:val="Hyperlink"/>
           </w:rPr>
-          <w:t xml:space="preserve">Theorem 11</w:t>
+          <w:t xml:space="preserve">Theorem 12</w:t>
         </w:r>
       </w:hyperlink>
       <w:r>
@@ -38666,7 +41354,7 @@
         </m:oMath>
       </m:oMathPara>
     </w:p>
-    <w:bookmarkStart w:id="81" w:name="cor-var-sum-indpt"/>
+    <w:bookmarkStart w:id="88" w:name="cor-var-sum-indpt"/>
     <w:p>
       <w:pPr>
         <w:pStyle w:val="FirstParagraph"/>
@@ -38676,7 +41364,7 @@
           <w:b/>
           <w:bCs/>
         </w:rPr>
-        <w:t xml:space="preserve">Corollary 3 (Variance of a sum of independent random variables)</w:t>
+        <w:t xml:space="preserve">Corollary 4 (Variance of a sum of independent random variables)</w:t>
       </w:r>
       <w:r>
         <w:t xml:space="preserve"> </w:t>
@@ -38715,7 +41403,7 @@
       <w:r>
         <w:t xml:space="preserve"> </w:t>
       </w:r>
-      <w:hyperlink r:id="rId59">
+      <w:hyperlink r:id="rId66">
         <w:r>
           <w:rPr>
             <w:rStyle w:val="Hyperlink"/>
@@ -38958,7 +41646,7 @@
         </m:oMath>
       </m:oMathPara>
     </w:p>
-    <w:bookmarkEnd w:id="81"/>
+    <w:bookmarkEnd w:id="88"/>
     <w:p>
       <w:pPr>
         <w:pStyle w:val="FirstParagraph"/>
@@ -38984,7 +41672,7 @@
           <w:rPr>
             <w:rStyle w:val="Hyperlink"/>
           </w:rPr>
-          <w:t xml:space="preserve">Theorem 7</w:t>
+          <w:t xml:space="preserve">Theorem 8</w:t>
         </w:r>
       </w:hyperlink>
       <w:r>
@@ -39055,7 +41743,7 @@
           <w:rPr>
             <w:rStyle w:val="Hyperlink"/>
           </w:rPr>
-          <w:t xml:space="preserve">Corollary 2</w:t>
+          <w:t xml:space="preserve">Corollary 3</w:t>
         </w:r>
       </w:hyperlink>
       <w:r>
@@ -39607,7 +42295,7 @@
           <w:rPr>
             <w:rStyle w:val="Hyperlink"/>
           </w:rPr>
-          <w:t xml:space="preserve">Corollary 2</w:t>
+          <w:t xml:space="preserve">Corollary 3</w:t>
         </w:r>
       </w:hyperlink>
       <w:r>
@@ -39642,7 +42330,7 @@
           <w:rPr>
             <w:rStyle w:val="Hyperlink"/>
           </w:rPr>
-          <w:t xml:space="preserve">Corollary 3</w:t>
+          <w:t xml:space="preserve">Corollary 4</w:t>
         </w:r>
       </w:hyperlink>
       <w:r>
@@ -39652,7 +42340,7 @@
         <w:t xml:space="preserve">is the case where that term is 0.</w:t>
       </w:r>
     </w:p>
-    <w:bookmarkStart w:id="84" w:name="thm-vcov-psd"/>
+    <w:bookmarkStart w:id="91" w:name="thm-vcov-psd"/>
     <w:p>
       <w:pPr>
         <w:pStyle w:val="BodyText"/>
@@ -39662,7 +42350,7 @@
           <w:b/>
           <w:bCs/>
         </w:rPr>
-        <w:t xml:space="preserve">Theorem 12 (A variance matrix is symmetric and positive semidefinite)</w:t>
+        <w:t xml:space="preserve">Theorem 13 (A variance matrix is symmetric and positive semidefinite)</w:t>
       </w:r>
       <w:r>
         <w:t xml:space="preserve"> </w:t>
@@ -39905,7 +42593,7 @@
       <w:r>
         <w:t xml:space="preserve"> </w:t>
       </w:r>
-      <w:hyperlink r:id="rId82">
+      <w:hyperlink r:id="rId89">
         <w:r>
           <w:rPr>
             <w:rStyle w:val="Hyperlink"/>
@@ -39922,7 +42610,7 @@
       <w:r>
         <w:t xml:space="preserve"> </w:t>
       </w:r>
-      <w:hyperlink r:id="rId83">
+      <w:hyperlink r:id="rId90">
         <w:r>
           <w:rPr>
             <w:rStyle w:val="Hyperlink"/>
@@ -40066,7 +42754,7 @@
         </m:oMath>
       </m:oMathPara>
     </w:p>
-    <w:bookmarkEnd w:id="84"/>
+    <w:bookmarkEnd w:id="91"/>
     <w:p>
       <w:pPr>
         <w:pStyle w:val="FirstParagraph"/>
@@ -40092,7 +42780,7 @@
           <w:rPr>
             <w:rStyle w:val="Hyperlink"/>
           </w:rPr>
-          <w:t xml:space="preserve">Theorem 9</w:t>
+          <w:t xml:space="preserve">Theorem 10</w:t>
         </w:r>
       </w:hyperlink>
       <w:r>
@@ -41235,7 +43923,7 @@
           <w:rPr>
             <w:rStyle w:val="Hyperlink"/>
           </w:rPr>
-          <w:t xml:space="preserve">Theorem 11</w:t>
+          <w:t xml:space="preserve">Theorem 12</w:t>
         </w:r>
       </w:hyperlink>
       <w:r>
@@ -41295,7 +43983,7 @@
         <w:t xml:space="preserve">).</w:t>
       </w:r>
     </w:p>
-    <w:bookmarkStart w:id="85" w:name="exm-vcov-psd"/>
+    <w:bookmarkStart w:id="92" w:name="exm-vcov-psd"/>
     <w:p>
       <w:pPr>
         <w:pStyle w:val="BodyText"/>
@@ -41305,7 +43993,7 @@
           <w:b/>
           <w:bCs/>
         </w:rPr>
-        <w:t xml:space="preserve">Example 15 (Two variance matrices that differ only in sign)</w:t>
+        <w:t xml:space="preserve">Example 16 (Two variance matrices that differ only in sign)</w:t>
       </w:r>
       <w:r>
         <w:t xml:space="preserve"> </w:t>
@@ -42941,7 +45629,7 @@
           <w:rPr>
             <w:rStyle w:val="Hyperlink"/>
           </w:rPr>
-          <w:t xml:space="preserve">Theorem 9</w:t>
+          <w:t xml:space="preserve">Theorem 10</w:t>
         </w:r>
       </w:hyperlink>
       <w:r>
@@ -42958,7 +45646,7 @@
           <w:rPr>
             <w:rStyle w:val="Hyperlink"/>
           </w:rPr>
-          <w:t xml:space="preserve">Theorem 6</w:t>
+          <w:t xml:space="preserve">Theorem 7</w:t>
         </w:r>
       </w:hyperlink>
       <w:r>
@@ -43218,7 +45906,7 @@
           <w:rPr>
             <w:rStyle w:val="Hyperlink"/>
           </w:rPr>
-          <w:t xml:space="preserve">Theorem 11</w:t>
+          <w:t xml:space="preserve">Theorem 12</w:t>
         </w:r>
       </w:hyperlink>
       <w:r>
@@ -44097,7 +46785,7 @@
         <w:t xml:space="preserve">.</w:t>
       </w:r>
     </w:p>
-    <w:bookmarkEnd w:id="85"/>
+    <w:bookmarkEnd w:id="92"/>
     <w:p>
       <w:pPr>
         <w:pStyle w:val="BodyText"/>
@@ -44231,7 +46919,7 @@
         <w:t xml:space="preserve">has the larger spread.</w:t>
       </w:r>
     </w:p>
-    <w:bookmarkStart w:id="89" w:name="exm-vcov-singular"/>
+    <w:bookmarkStart w:id="96" w:name="exm-vcov-singular"/>
     <w:p>
       <w:pPr>
         <w:pStyle w:val="BodyText"/>
@@ -44241,7 +46929,7 @@
           <w:b/>
           <w:bCs/>
         </w:rPr>
-        <w:t xml:space="preserve">Example 16 (A variance matrix that is not positive definite)</w:t>
+        <w:t xml:space="preserve">Example 17 (A variance matrix that is not positive definite)</w:t>
       </w:r>
       <w:r>
         <w:t xml:space="preserve"> </w:t>
@@ -44971,7 +47659,7 @@
       <w:r>
         <w:t xml:space="preserve"> </w:t>
       </w:r>
-      <w:hyperlink r:id="rId86">
+      <w:hyperlink r:id="rId93">
         <w:r>
           <w:rPr>
             <w:rStyle w:val="Hyperlink"/>
@@ -44988,7 +47676,7 @@
       <w:r>
         <w:t xml:space="preserve"> </w:t>
       </w:r>
-      <w:hyperlink r:id="rId87">
+      <w:hyperlink r:id="rId94">
         <w:r>
           <w:rPr>
             <w:rStyle w:val="Hyperlink"/>
@@ -45052,7 +47740,7 @@
       <w:r>
         <w:t xml:space="preserve"> </w:t>
       </w:r>
-      <w:hyperlink r:id="rId88">
+      <w:hyperlink r:id="rId95">
         <w:r>
           <w:rPr>
             <w:rStyle w:val="Hyperlink"/>
@@ -45064,8 +47752,8 @@
         <w:t xml:space="preserve">.</w:t>
       </w:r>
     </w:p>
-    <w:bookmarkEnd w:id="89"/>
-    <w:bookmarkStart w:id="91" w:name="cor-vcov-indpt-diagonal"/>
+    <w:bookmarkEnd w:id="96"/>
+    <w:bookmarkStart w:id="98" w:name="cor-vcov-indpt-diagonal"/>
     <w:p>
       <w:pPr>
         <w:pStyle w:val="BodyText"/>
@@ -45075,7 +47763,7 @@
           <w:b/>
           <w:bCs/>
         </w:rPr>
-        <w:t xml:space="preserve">Corollary 4 (Independent components give a diagonal variance matrix)</w:t>
+        <w:t xml:space="preserve">Corollary 5 (Independent components give a diagonal variance matrix)</w:t>
       </w:r>
       <w:r>
         <w:t xml:space="preserve"> </w:t>
@@ -45316,7 +48004,7 @@
       <w:r>
         <w:t xml:space="preserve"> </w:t>
       </w:r>
-      <w:hyperlink r:id="rId59">
+      <w:hyperlink r:id="rId66">
         <w:r>
           <w:rPr>
             <w:rStyle w:val="Hyperlink"/>
@@ -45404,7 +48092,7 @@
       <w:r>
         <w:t xml:space="preserve"> </w:t>
       </w:r>
-      <w:hyperlink r:id="rId90">
+      <w:hyperlink r:id="rId97">
         <w:r>
           <w:rPr>
             <w:rStyle w:val="Hyperlink"/>
@@ -45516,7 +48204,7 @@
         <w:t xml:space="preserve">.</w:t>
       </w:r>
     </w:p>
-    <w:bookmarkEnd w:id="91"/>
+    <w:bookmarkEnd w:id="98"/>
     <w:p>
       <w:pPr>
         <w:pStyle w:val="BodyText"/>
@@ -45542,7 +48230,7 @@
           <w:rPr>
             <w:rStyle w:val="Hyperlink"/>
           </w:rPr>
-          <w:t xml:space="preserve">Theorem 9</w:t>
+          <w:t xml:space="preserve">Theorem 10</w:t>
         </w:r>
       </w:hyperlink>
       <w:r>
@@ -45841,7 +48529,7 @@
           <w:rPr>
             <w:rStyle w:val="Hyperlink"/>
           </w:rPr>
-          <w:t xml:space="preserve">Theorem 7</w:t>
+          <w:t xml:space="preserve">Theorem 8</w:t>
         </w:r>
       </w:hyperlink>
       <w:r>
@@ -46003,7 +48691,7 @@
         <w:t xml:space="preserve">.</w:t>
       </w:r>
     </w:p>
-    <w:bookmarkStart w:id="92" w:name="thm-cor-bounds"/>
+    <w:bookmarkStart w:id="99" w:name="thm-cor-bounds"/>
     <w:p>
       <w:pPr>
         <w:pStyle w:val="BodyText"/>
@@ -46013,7 +48701,7 @@
           <w:b/>
           <w:bCs/>
         </w:rPr>
-        <w:t xml:space="preserve">Theorem 13 (Correlation lies between</w:t>
+        <w:t xml:space="preserve">Theorem 14 (Correlation lies between</w:t>
       </w:r>
       <w:r>
         <w:rPr>
@@ -46252,7 +48940,7 @@
         </m:oMath>
       </m:oMathPara>
     </w:p>
-    <w:bookmarkEnd w:id="92"/>
+    <w:bookmarkEnd w:id="99"/>
     <w:p>
       <w:pPr>
         <w:pStyle w:val="FirstParagraph"/>
@@ -46474,7 +49162,7 @@
           <w:rPr>
             <w:rStyle w:val="Hyperlink"/>
           </w:rPr>
-          <w:t xml:space="preserve">Corollary 2</w:t>
+          <w:t xml:space="preserve">Corollary 3</w:t>
         </w:r>
       </w:hyperlink>
       <w:r>
@@ -47474,7 +50162,7 @@
         <w:t xml:space="preserve">.</w:t>
       </w:r>
     </w:p>
-    <w:bookmarkStart w:id="100" w:name="exm-cor-auto"/>
+    <w:bookmarkStart w:id="107" w:name="exm-cor-auto"/>
     <w:p>
       <w:pPr>
         <w:pStyle w:val="BodyText"/>
@@ -47484,7 +50172,7 @@
           <w:b/>
           <w:bCs/>
         </w:rPr>
-        <w:t xml:space="preserve">Example 17 (Correlation of horsepower and fuel economy)</w:t>
+        <w:t xml:space="preserve">Example 18 (Correlation of horsepower and fuel economy)</w:t>
       </w:r>
       <w:r>
         <w:t xml:space="preserve"> </w:t>
@@ -47538,7 +50226,7 @@
       <w:r>
         <w:t xml:space="preserve"> </w:t>
       </w:r>
-      <w:hyperlink r:id="rId93">
+      <w:hyperlink r:id="rId100">
         <w:r>
           <w:rPr>
             <w:rStyle w:val="VerbatimChar"/>
@@ -47570,7 +50258,7 @@
       <w:r>
         <w:t xml:space="preserve"> </w:t>
       </w:r>
-      <w:hyperlink r:id="rId94">
+      <w:hyperlink r:id="rId101">
         <w:r>
           <w:rPr>
             <w:rStyle w:val="VerbatimChar"/>
@@ -47602,7 +50290,7 @@
       <w:r>
         <w:t xml:space="preserve"> </w:t>
       </w:r>
-      <w:hyperlink r:id="rId95">
+      <w:hyperlink r:id="rId102">
         <w:r>
           <w:rPr>
             <w:rStyle w:val="VerbatimChar"/>
@@ -49323,7 +52011,7 @@
       <w:tr>
         <w:tc>
           <w:tcPr/>
-          <w:bookmarkStart w:id="99" w:name="fig-cor-auto"/>
+          <w:bookmarkStart w:id="106" w:name="fig-cor-auto"/>
           <w:p>
             <w:pPr>
               <w:pStyle w:val="Compact"/>
@@ -49334,18 +52022,18 @@
                 <wp:inline>
                   <wp:extent cx="4620126" cy="3234088"/>
                   <wp:effectExtent b="0" l="0" r="0" t="0"/>
-                  <wp:docPr descr="" title="" id="97" name="Picture"/>
+                  <wp:docPr descr="" title="" id="104" name="Picture"/>
                   <a:graphic>
                     <a:graphicData uri="http://schemas.openxmlformats.org/drawingml/2006/picture">
                       <pic:pic>
                         <pic:nvPicPr>
-                          <pic:cNvPr descr="variance-covariance_files/figure-docx/fig-cor-auto-1.png" id="98" name="Picture"/>
+                          <pic:cNvPr descr="variance-covariance_files/figure-docx/fig-cor-auto-1.png" id="105" name="Picture"/>
                           <pic:cNvPicPr>
                             <a:picLocks noChangeArrowheads="1" noChangeAspect="1"/>
                           </pic:cNvPicPr>
                         </pic:nvPicPr>
                         <pic:blipFill>
-                          <a:blip r:embed="rId96"/>
+                          <a:blip r:embed="rId103"/>
                           <a:stretch>
                             <a:fillRect/>
                           </a:stretch>
@@ -49385,7 +52073,7 @@
               <w:t xml:space="preserve">Figure 1: Miles per gallon against horsepower for the cars in the Auto data. Cars with more horsepower tend to have lower fuel economy.</w:t>
             </w:r>
           </w:p>
-          <w:bookmarkEnd w:id="99"/>
+          <w:bookmarkEnd w:id="106"/>
         </w:tc>
       </w:tr>
     </w:tbl>
@@ -49492,7 +52180,7 @@
           <w:rPr>
             <w:rStyle w:val="Hyperlink"/>
           </w:rPr>
-          <w:t xml:space="preserve">Theorem 13</w:t>
+          <w:t xml:space="preserve">Theorem 14</w:t>
         </w:r>
       </w:hyperlink>
       <w:r>
@@ -49532,7 +52220,7 @@
         <w:t xml:space="preserve">deviations by the same count, which cancels.</w:t>
       </w:r>
     </w:p>
-    <w:bookmarkEnd w:id="100"/>
+    <w:bookmarkEnd w:id="107"/>
     <w:p>
       <w:pPr>
         <w:pStyle w:val="BodyText"/>
@@ -49543,7 +52231,7 @@
       <w:r>
         <w:t xml:space="preserve"> </w:t>
       </w:r>
-      <w:hyperlink r:id="rId101">
+      <w:hyperlink r:id="rId108">
         <w:r>
           <w:rPr>
             <w:rStyle w:val="Hyperlink"/>
@@ -49560,7 +52248,7 @@
       <w:r>
         <w:t xml:space="preserve"> </w:t>
       </w:r>
-      <w:hyperlink r:id="rId102">
+      <w:hyperlink r:id="rId109">
         <w:r>
           <w:rPr>
             <w:rStyle w:val="Hyperlink"/>
@@ -49590,8 +52278,8 @@
         <w:t xml:space="preserve">.</w:t>
       </w:r>
     </w:p>
-    <w:bookmarkEnd w:id="103"/>
-    <w:bookmarkStart w:id="110" w:name="references"/>
+    <w:bookmarkEnd w:id="110"/>
+    <w:bookmarkStart w:id="117" w:name="references"/>
     <w:p>
       <w:pPr>
         <w:pStyle w:val="Heading2"/>
@@ -49600,8 +52288,8 @@
         <w:t xml:space="preserve">References</w:t>
       </w:r>
     </w:p>
-    <w:bookmarkStart w:id="109" w:name="refs"/>
-    <w:bookmarkStart w:id="105" w:name="ref-fiveminuteai_probstat"/>
+    <w:bookmarkStart w:id="116" w:name="refs"/>
+    <w:bookmarkStart w:id="112" w:name="ref-fiveminuteai_probstat"/>
     <w:p>
       <w:pPr>
         <w:pStyle w:val="Bibliography"/>
@@ -49625,7 +52313,7 @@
       <w:r>
         <w:t xml:space="preserve"> </w:t>
       </w:r>
-      <w:hyperlink r:id="rId104">
+      <w:hyperlink r:id="rId111">
         <w:r>
           <w:rPr>
             <w:rStyle w:val="Hyperlink"/>
@@ -49637,8 +52325,8 @@
         <w:t xml:space="preserve">.</w:t>
       </w:r>
     </w:p>
-    <w:bookmarkEnd w:id="105"/>
-    <w:bookmarkStart w:id="106" w:name="ref-billingsley1995probability"/>
+    <w:bookmarkEnd w:id="112"/>
+    <w:bookmarkStart w:id="113" w:name="ref-billingsley1995probability"/>
     <w:p>
       <w:pPr>
         <w:pStyle w:val="Bibliography"/>
@@ -49660,8 +52348,8 @@
         <w:t xml:space="preserve">. 3rd ed. Wiley Series in Probability and Mathematical Statistics. Wiley.</w:t>
       </w:r>
     </w:p>
-    <w:bookmarkEnd w:id="106"/>
-    <w:bookmarkStart w:id="108" w:name="ref-CaseBerg01"/>
+    <w:bookmarkEnd w:id="113"/>
+    <w:bookmarkStart w:id="115" w:name="ref-CaseBerg01"/>
     <w:p>
       <w:pPr>
         <w:pStyle w:val="Bibliography"/>
@@ -49685,7 +52373,7 @@
       <w:r>
         <w:t xml:space="preserve"> </w:t>
       </w:r>
-      <w:hyperlink r:id="rId107">
+      <w:hyperlink r:id="rId114">
         <w:r>
           <w:rPr>
             <w:rStyle w:val="Hyperlink"/>
@@ -49697,9 +52385,9 @@
         <w:t xml:space="preserve">.</w:t>
       </w:r>
     </w:p>
-    <w:bookmarkEnd w:id="108"/>
-    <w:bookmarkEnd w:id="109"/>
-    <w:bookmarkEnd w:id="110"/>
+    <w:bookmarkEnd w:id="115"/>
+    <w:bookmarkEnd w:id="116"/>
+    <w:bookmarkEnd w:id="117"/>
     <w:sectPr>
       <w:footnotePr>
         <w:numRestart w:val="eachSect"/>
